--- a/Kim12-2-7-Alifatik-Hidrokarbonlarda-Izomerlik.docx
+++ b/Kim12-2-7-Alifatik-Hidrokarbonlarda-Izomerlik.docx
@@ -568,7 +568,7 @@
           <w:rFonts w:ascii="Times New Roman" w:hAnsi="Times New Roman" w:cs="Times New Roman"/>
           <w:lang w:val="tr-TR"/>
         </w:rPr>
-        <w:t xml:space="preserve">Görsel B’deki kanıt kartlarında bazı alifatik hidrokarbonların yarı açık formülleri verilmiştir. Kartları dikkatle inceleyiniz.</w:t>
+        <w:t xml:space="preserve">Aşağıdaki kanıt kartlarında bazı alifatik hidrokarbonların yarı açık formülleri verilmiştir. Kartları dikkatle inceleyiniz.</w:t>
       </w:r>
     </w:p>
     <w:p xmlns:a="http://schemas.openxmlformats.org/drawingml/2006/main" xmlns:pic="http://schemas.openxmlformats.org/drawingml/2006/picture">
@@ -627,18 +627,9 @@
       <w:r>
         <w:rPr>
           <w:rFonts w:ascii="Times New Roman" w:hAnsi="Times New Roman" w:cs="Times New Roman"/>
-          <w:b/>
-          <w:bCs/>
-          <w:lang w:val="tr-TR"/>
-        </w:rPr>
-        <w:t xml:space="preserve">Görsel B:</w:t>
-      </w:r>
-      <w:r>
-        <w:rPr>
-          <w:rFonts w:ascii="Times New Roman" w:hAnsi="Times New Roman" w:cs="Times New Roman"/>
-          <w:lang w:val="tr-TR"/>
-        </w:rPr>
-        <w:t xml:space="preserve"> Alifatik hidrokarbonlara ait kanıt kartları</w:t>
+          <w:lang w:val="tr-TR"/>
+        </w:rPr>
+        <w:t xml:space="preserve">Alifatik hidrokarbonlara ait kanıt kartları</w:t>
       </w:r>
     </w:p>
     <w:p>
@@ -2499,7 +2490,7 @@
           <w:rFonts w:ascii="Times New Roman" w:hAnsi="Times New Roman" w:cs="Times New Roman"/>
           <w:lang w:val="tr-TR"/>
         </w:rPr>
-        <w:t xml:space="preserve"> denir. Örneğin giriş bölümünde sözü edilen bütan ve izobütan (2-metilpropan) birbirinin izomeridir (Görsel C). İzomerlerin atomları farklı şekillerde düzenlendiği için kaynama noktası, erime noktası ve yoğunluk gibi özellikleri de farklıdır. Bu nedenle bir bileşiği yalnızca kapalı formülüyle tanımlamak yeterli değildir.</w:t>
+        <w:t xml:space="preserve"> denir. Örneğin giriş bölümünde sözü edilen bütan ve izobütan (2-metilpropan) birbirinin izomeridir (Görsel B). İzomerlerin atomları farklı şekillerde düzenlendiği için kaynama noktası, erime noktası ve yoğunluk gibi özellikleri de farklıdır. Bu nedenle bir bileşiği yalnızca kapalı formülüyle tanımlamak yeterli değildir.</w:t>
       </w:r>
     </w:p>
     <w:p xmlns:a="http://schemas.openxmlformats.org/drawingml/2006/main" xmlns:pic="http://schemas.openxmlformats.org/drawingml/2006/picture">
@@ -2562,7 +2553,7 @@
           <w:bCs/>
           <w:lang w:val="tr-TR"/>
         </w:rPr>
-        <w:t xml:space="preserve">Görsel C:</w:t>
+        <w:t xml:space="preserve">Görsel B:</w:t>
       </w:r>
       <w:r>
         <w:rPr>
@@ -3081,7 +3072,7 @@
           <w:rFonts w:ascii="Times New Roman" w:hAnsi="Times New Roman" w:cs="Times New Roman"/>
           <w:lang w:val="tr-TR"/>
         </w:rPr>
-        <w:t xml:space="preserve"> izomeri oluşur (Görsel D ve Görsel E). Bu izomerliğe </w:t>
+        <w:t xml:space="preserve"> izomeri oluşur (Görsel C ve Görsel D). Bu izomerliğe </w:t>
       </w:r>
       <w:r>
         <w:rPr>
@@ -3160,7 +3151,7 @@
           <w:bCs/>
           <w:lang w:val="tr-TR"/>
         </w:rPr>
-        <w:t xml:space="preserve">Görsel D:</w:t>
+        <w:t xml:space="preserve">Görsel C:</w:t>
       </w:r>
       <w:r>
         <w:rPr>
@@ -3230,7 +3221,7 @@
           <w:bCs/>
           <w:lang w:val="tr-TR"/>
         </w:rPr>
-        <w:t xml:space="preserve">Görsel E:</w:t>
+        <w:t xml:space="preserve">Görsel D:</w:t>
       </w:r>
       <w:r>
         <w:rPr>
@@ -4222,18 +4213,9 @@
       <w:r>
         <w:rPr>
           <w:rFonts w:ascii="Times New Roman" w:hAnsi="Times New Roman" w:cs="Times New Roman"/>
-          <w:b/>
-          <w:bCs/>
-          <w:lang w:val="tr-TR"/>
-        </w:rPr>
-        <w:t xml:space="preserve">Görsel F:</w:t>
-      </w:r>
-      <w:r>
-        <w:rPr>
-          <w:rFonts w:ascii="Times New Roman" w:hAnsi="Times New Roman" w:cs="Times New Roman"/>
-          <w:lang w:val="tr-TR"/>
-        </w:rPr>
-        <w:t xml:space="preserve"> C</w:t>
+          <w:lang w:val="tr-TR"/>
+        </w:rPr>
+        <w:t xml:space="preserve">C</w:t>
       </w:r>
       <w:r>
         <w:rPr>

--- a/Kim12-2-7-Alifatik-Hidrokarbonlarda-Izomerlik.docx
+++ b/Kim12-2-7-Alifatik-Hidrokarbonlarda-Izomerlik.docx
@@ -102,7 +102,7 @@
                 <w:rFonts w:ascii="Times New Roman" w:hAnsi="Times New Roman" w:cs="Times New Roman"/>
                 <w:lang w:val="tr-TR"/>
               </w:rPr>
-              <w:t xml:space="preserve">GÖRSEL ALANI</w:t>
+              <w:t xml:space="preserve">GÖRSEL ALANI (Shutterstock)</w:t>
             </w:r>
           </w:p>
           <w:p>
@@ -134,23 +134,7 @@
                 <w:rFonts w:ascii="Times New Roman" w:hAnsi="Times New Roman" w:cs="Times New Roman"/>
                 <w:lang w:val="tr-TR"/>
               </w:rPr>
-              <w:t xml:space="preserve">Shutterstock arama: “camping gas stove cartridge blue flame”</w:t>
-            </w:r>
-          </w:p>
-          <w:p>
-            <w:pPr>
-              <w:jc w:val="both"/>
-              <w:rPr>
-                <w:rFonts w:ascii="Times New Roman" w:hAnsi="Times New Roman" w:cs="Times New Roman"/>
-                <w:lang w:val="tr-TR"/>
-              </w:rPr>
-            </w:pPr>
-            <w:r>
-              <w:rPr>
-                <w:rFonts w:ascii="Times New Roman" w:hAnsi="Times New Roman" w:cs="Times New Roman"/>
-                <w:lang w:val="tr-TR"/>
-              </w:rPr>
-              <w:t xml:space="preserve">Shutter ID: ……………</w:t>
+              <w:t xml:space="preserve">Shutter ID: 2246359657 (fotoğraf) — Camping gas stove on white background</w:t>
             </w:r>
           </w:p>
         </w:tc>

--- a/Kim12-2-7-Alifatik-Hidrokarbonlarda-Izomerlik.docx
+++ b/Kim12-2-7-Alifatik-Hidrokarbonlarda-Izomerlik.docx
@@ -2412,13 +2412,13 @@
           <w:rFonts w:ascii="Times New Roman" w:hAnsi="Times New Roman" w:cs="Times New Roman"/>
           <w:lang w:val="tr-TR"/>
         </w:rPr>
-        <w:t xml:space="preserve">Analiz ve Keşif Atölyesi 2.7.’de hekzanın karbon sayısını değiştirmeden farklı dallanmış yapılar oluşturabildiğinizi ve bu yapıların kapalı formüllerinin hep C</w:t>
-      </w:r>
-      <w:r>
-        <w:rPr>
-          <w:rFonts w:ascii="Times New Roman" w:hAnsi="Times New Roman" w:cs="Times New Roman"/>
+        <w:t xml:space="preserve">Analiz ve Keşif Atölyesi 2.7.’de hekzan için çizdiğiniz dallanmış yapıların hepsinin kapalı formülü C</w:t>
+      </w:r>
+      <w:r>
+        <w:rPr>
+          <w:rFonts w:ascii="Times New Roman" w:hAnsi="Times New Roman" w:cs="Times New Roman"/>
+          <w:lang w:val="tr-TR"/>
           <w:vertAlign w:val="subscript"/>
-          <w:lang w:val="tr-TR"/>
         </w:rPr>
         <w:t xml:space="preserve">6</w:t>
       </w:r>
@@ -2432,8 +2432,8 @@
       <w:r>
         <w:rPr>
           <w:rFonts w:ascii="Times New Roman" w:hAnsi="Times New Roman" w:cs="Times New Roman"/>
+          <w:lang w:val="tr-TR"/>
           <w:vertAlign w:val="subscript"/>
-          <w:lang w:val="tr-TR"/>
         </w:rPr>
         <w:t xml:space="preserve">14</w:t>
       </w:r>
@@ -2442,13 +2442,12 @@
           <w:rFonts w:ascii="Times New Roman" w:hAnsi="Times New Roman" w:cs="Times New Roman"/>
           <w:lang w:val="tr-TR"/>
         </w:rPr>
-        <w:t xml:space="preserve"> olduğunu gördünüz. Kanıt kartlarında da kapalı formülü aynı, yarı açık formülü farklı olan bileşik grupları belirlediniz. Kapalı (molekül) formülleri aynı, yapı formülleri farklı olan bileşiklere </w:t>
-      </w:r>
-      <w:r>
-        <w:rPr>
-          <w:rFonts w:ascii="Times New Roman" w:hAnsi="Times New Roman" w:cs="Times New Roman"/>
+        <w:t xml:space="preserve">’tür; ancak bu yapılarda karbon atomları birbirine farklı biçimlerde bağlanmıştır. Kapalı (molekül) formülleri aynı, yapı formülleri farklı olan bileşiklere </w:t>
+      </w:r>
+      <w:r>
+        <w:rPr>
           <w:b/>
-          <w:bCs/>
+          <w:rFonts w:ascii="Times New Roman" w:hAnsi="Times New Roman" w:cs="Times New Roman"/>
           <w:lang w:val="tr-TR"/>
         </w:rPr>
         <w:t xml:space="preserve">izomer</w:t>
@@ -2462,9 +2461,8 @@
       </w:r>
       <w:r>
         <w:rPr>
-          <w:rFonts w:ascii="Times New Roman" w:hAnsi="Times New Roman" w:cs="Times New Roman"/>
           <w:b/>
-          <w:bCs/>
+          <w:rFonts w:ascii="Times New Roman" w:hAnsi="Times New Roman" w:cs="Times New Roman"/>
           <w:lang w:val="tr-TR"/>
         </w:rPr>
         <w:t xml:space="preserve">izomerlik</w:t>
@@ -2590,13 +2588,12 @@
           <w:rFonts w:ascii="Times New Roman" w:hAnsi="Times New Roman" w:cs="Times New Roman"/>
           <w:lang w:val="tr-TR"/>
         </w:rPr>
-        <w:t xml:space="preserve">Etkinlikte belirlediğiniz ölçütler, alifatik hidrokarbonlarda görülen izomerlik türlerini ayırt etmeyi sağlar. İlk üç ölçütte atomların birbirine bağlanma sırası değişir; bu tür izomerliğe </w:t>
-      </w:r>
-      <w:r>
-        <w:rPr>
-          <w:rFonts w:ascii="Times New Roman" w:hAnsi="Times New Roman" w:cs="Times New Roman"/>
+        <w:t xml:space="preserve">Alifatik hidrokarbonlarda izomerler; karbon atomlarının diziliş biçimine, zincirin açık ya da halkalı oluşuna, pi bağının konumuna ve çift bağlı karbon atomlarına bağlı grupların konumuna göre sınıflandırılır. İlk üç durumda atomların birbirine bağlanma sırası değişir; bu tür izomerliğe </w:t>
+      </w:r>
+      <w:r>
+        <w:rPr>
           <w:b/>
-          <w:bCs/>
+          <w:rFonts w:ascii="Times New Roman" w:hAnsi="Times New Roman" w:cs="Times New Roman"/>
           <w:lang w:val="tr-TR"/>
         </w:rPr>
         <w:t xml:space="preserve">yapı izomerliği</w:t>
@@ -2606,7 +2603,7 @@
           <w:rFonts w:ascii="Times New Roman" w:hAnsi="Times New Roman" w:cs="Times New Roman"/>
           <w:lang w:val="tr-TR"/>
         </w:rPr>
-        <w:t xml:space="preserve"> denir. Son ölçütte ise atomların bağlanma sırası aynı kaldığı hâlde gruplar uzayda farklı yönlerde bulunur.</w:t>
+        <w:t xml:space="preserve"> denir. Son durumda ise atomların bağlanma sırası aynı kaldığı hâlde gruplar uzayda farklı yönlerde bulunur.</w:t>
       </w:r>
     </w:p>
     <w:p>
@@ -2619,9 +2616,8 @@
       </w:pPr>
       <w:r>
         <w:rPr>
-          <w:rFonts w:ascii="Times New Roman" w:hAnsi="Times New Roman" w:cs="Times New Roman"/>
           <w:b/>
-          <w:bCs/>
+          <w:rFonts w:ascii="Times New Roman" w:hAnsi="Times New Roman" w:cs="Times New Roman"/>
           <w:lang w:val="tr-TR"/>
         </w:rPr>
         <w:t xml:space="preserve">Zincir-dallanma izomerliği:</w:t>
@@ -2631,13 +2627,42 @@
           <w:rFonts w:ascii="Times New Roman" w:hAnsi="Times New Roman" w:cs="Times New Roman"/>
           <w:lang w:val="tr-TR"/>
         </w:rPr>
-        <w:t xml:space="preserve"> Kart 1, 2 ve 3’teki bileşiklerde karbon atomları farklı biçimlerde dizilmiştir. Pentanda beş karbon atomu tek bir düz zincir oluştururken 2-metilbütanda ana zincir dört karbonludur ve ikinci karbona bir metil grubu bağlıdır; 2,2-dimetilpropanda ise ana zincirdeki üç karbondan ortadakine iki metil grubu bağlanmıştır. Karbon iskeletinin dallanma biçimi farklı olan izomerlere </w:t>
-      </w:r>
-      <w:r>
-        <w:rPr>
-          <w:rFonts w:ascii="Times New Roman" w:hAnsi="Times New Roman" w:cs="Times New Roman"/>
+        <w:t xml:space="preserve"> Bütan ile 2-metilpropanın kapalı formülü C</w:t>
+      </w:r>
+      <w:r>
+        <w:rPr>
+          <w:rFonts w:ascii="Times New Roman" w:hAnsi="Times New Roman" w:cs="Times New Roman"/>
+          <w:lang w:val="tr-TR"/>
+          <w:vertAlign w:val="subscript"/>
+        </w:rPr>
+        <w:t xml:space="preserve">4</w:t>
+      </w:r>
+      <w:r>
+        <w:rPr>
+          <w:rFonts w:ascii="Times New Roman" w:hAnsi="Times New Roman" w:cs="Times New Roman"/>
+          <w:lang w:val="tr-TR"/>
+        </w:rPr>
+        <w:t xml:space="preserve">H</w:t>
+      </w:r>
+      <w:r>
+        <w:rPr>
+          <w:rFonts w:ascii="Times New Roman" w:hAnsi="Times New Roman" w:cs="Times New Roman"/>
+          <w:lang w:val="tr-TR"/>
+          <w:vertAlign w:val="subscript"/>
+        </w:rPr>
+        <w:t xml:space="preserve">10</w:t>
+      </w:r>
+      <w:r>
+        <w:rPr>
+          <w:rFonts w:ascii="Times New Roman" w:hAnsi="Times New Roman" w:cs="Times New Roman"/>
+          <w:lang w:val="tr-TR"/>
+        </w:rPr>
+        <w:t xml:space="preserve">’dur. Bütanda dört karbon atomu tek bir düz zincir oluştururken 2-metilpropanda ana zincir üç karbonludur ve ortadaki karbona bir metil grubu bağlıdır. Karbon iskeletinin dallanma biçimi farklı olan izomerlere </w:t>
+      </w:r>
+      <w:r>
+        <w:rPr>
           <w:b/>
-          <w:bCs/>
+          <w:rFonts w:ascii="Times New Roman" w:hAnsi="Times New Roman" w:cs="Times New Roman"/>
           <w:lang w:val="tr-TR"/>
         </w:rPr>
         <w:t xml:space="preserve">zincir-dallanma izomerleri</w:t>
@@ -2647,13 +2672,223 @@
           <w:rFonts w:ascii="Times New Roman" w:hAnsi="Times New Roman" w:cs="Times New Roman"/>
           <w:lang w:val="tr-TR"/>
         </w:rPr>
-        <w:t xml:space="preserve"> denir. Ana zincir uzunluğu aynı olsa bile yan grubun ana zincirdeki yeri değiştiğinde karbon iskeleti de değişir. Bu nedenle 2-metilpentan ile 3-metilpentan da zincir-dallanma izomeridir. Etkinliğin 1. Aşamasında hekzan için çizdiğiniz yapılar bu izomerliğe örnektir. Karbon sayısı arttıkça olası dallanma biçimlerinin sayısı hızla artar: C</w:t>
-      </w:r>
-      <w:r>
-        <w:rPr>
-          <w:rFonts w:ascii="Times New Roman" w:hAnsi="Times New Roman" w:cs="Times New Roman"/>
+        <w:t xml:space="preserve"> denir. Ana zincir uzunluğu aynı olsa bile yan grubun ana zincirdeki yeri değiştiğinde karbon iskeleti de değişir. Bu nedenle C</w:t>
+      </w:r>
+      <w:r>
+        <w:rPr>
+          <w:rFonts w:ascii="Times New Roman" w:hAnsi="Times New Roman" w:cs="Times New Roman"/>
+          <w:lang w:val="tr-TR"/>
           <w:vertAlign w:val="subscript"/>
-          <w:lang w:val="tr-TR"/>
+        </w:rPr>
+        <w:t xml:space="preserve">7</w:t>
+      </w:r>
+      <w:r>
+        <w:rPr>
+          <w:rFonts w:ascii="Times New Roman" w:hAnsi="Times New Roman" w:cs="Times New Roman"/>
+          <w:lang w:val="tr-TR"/>
+        </w:rPr>
+        <w:t xml:space="preserve">H</w:t>
+      </w:r>
+      <w:r>
+        <w:rPr>
+          <w:rFonts w:ascii="Times New Roman" w:hAnsi="Times New Roman" w:cs="Times New Roman"/>
+          <w:lang w:val="tr-TR"/>
+          <w:vertAlign w:val="subscript"/>
+        </w:rPr>
+        <w:t xml:space="preserve">16</w:t>
+      </w:r>
+      <w:r>
+        <w:rPr>
+          <w:rFonts w:ascii="Times New Roman" w:hAnsi="Times New Roman" w:cs="Times New Roman"/>
+          <w:lang w:val="tr-TR"/>
+        </w:rPr>
+        <w:t xml:space="preserve"> kapalı formüllü 2-metilhekzan [CH</w:t>
+      </w:r>
+      <w:r>
+        <w:rPr>
+          <w:rFonts w:ascii="Times New Roman" w:hAnsi="Times New Roman" w:cs="Times New Roman"/>
+          <w:lang w:val="tr-TR"/>
+          <w:vertAlign w:val="subscript"/>
+        </w:rPr>
+        <w:t xml:space="preserve">3</w:t>
+      </w:r>
+      <w:r>
+        <w:rPr>
+          <w:rFonts w:ascii="Times New Roman" w:hAnsi="Times New Roman" w:cs="Times New Roman"/>
+          <w:lang w:val="tr-TR"/>
+        </w:rPr>
+        <w:t xml:space="preserve">–CH(CH</w:t>
+      </w:r>
+      <w:r>
+        <w:rPr>
+          <w:rFonts w:ascii="Times New Roman" w:hAnsi="Times New Roman" w:cs="Times New Roman"/>
+          <w:lang w:val="tr-TR"/>
+          <w:vertAlign w:val="subscript"/>
+        </w:rPr>
+        <w:t xml:space="preserve">3</w:t>
+      </w:r>
+      <w:r>
+        <w:rPr>
+          <w:rFonts w:ascii="Times New Roman" w:hAnsi="Times New Roman" w:cs="Times New Roman"/>
+          <w:lang w:val="tr-TR"/>
+        </w:rPr>
+        <w:t xml:space="preserve">)–CH</w:t>
+      </w:r>
+      <w:r>
+        <w:rPr>
+          <w:rFonts w:ascii="Times New Roman" w:hAnsi="Times New Roman" w:cs="Times New Roman"/>
+          <w:lang w:val="tr-TR"/>
+          <w:vertAlign w:val="subscript"/>
+        </w:rPr>
+        <w:t xml:space="preserve">2</w:t>
+      </w:r>
+      <w:r>
+        <w:rPr>
+          <w:rFonts w:ascii="Times New Roman" w:hAnsi="Times New Roman" w:cs="Times New Roman"/>
+          <w:lang w:val="tr-TR"/>
+        </w:rPr>
+        <w:t xml:space="preserve">–CH</w:t>
+      </w:r>
+      <w:r>
+        <w:rPr>
+          <w:rFonts w:ascii="Times New Roman" w:hAnsi="Times New Roman" w:cs="Times New Roman"/>
+          <w:lang w:val="tr-TR"/>
+          <w:vertAlign w:val="subscript"/>
+        </w:rPr>
+        <w:t xml:space="preserve">2</w:t>
+      </w:r>
+      <w:r>
+        <w:rPr>
+          <w:rFonts w:ascii="Times New Roman" w:hAnsi="Times New Roman" w:cs="Times New Roman"/>
+          <w:lang w:val="tr-TR"/>
+        </w:rPr>
+        <w:t xml:space="preserve">–CH</w:t>
+      </w:r>
+      <w:r>
+        <w:rPr>
+          <w:rFonts w:ascii="Times New Roman" w:hAnsi="Times New Roman" w:cs="Times New Roman"/>
+          <w:lang w:val="tr-TR"/>
+          <w:vertAlign w:val="subscript"/>
+        </w:rPr>
+        <w:t xml:space="preserve">2</w:t>
+      </w:r>
+      <w:r>
+        <w:rPr>
+          <w:rFonts w:ascii="Times New Roman" w:hAnsi="Times New Roman" w:cs="Times New Roman"/>
+          <w:lang w:val="tr-TR"/>
+        </w:rPr>
+        <w:t xml:space="preserve">–CH</w:t>
+      </w:r>
+      <w:r>
+        <w:rPr>
+          <w:rFonts w:ascii="Times New Roman" w:hAnsi="Times New Roman" w:cs="Times New Roman"/>
+          <w:lang w:val="tr-TR"/>
+          <w:vertAlign w:val="subscript"/>
+        </w:rPr>
+        <w:t xml:space="preserve">3</w:t>
+      </w:r>
+      <w:r>
+        <w:rPr>
+          <w:rFonts w:ascii="Times New Roman" w:hAnsi="Times New Roman" w:cs="Times New Roman"/>
+          <w:lang w:val="tr-TR"/>
+        </w:rPr>
+        <w:t xml:space="preserve">] ile 3-metilhekzan [CH</w:t>
+      </w:r>
+      <w:r>
+        <w:rPr>
+          <w:rFonts w:ascii="Times New Roman" w:hAnsi="Times New Roman" w:cs="Times New Roman"/>
+          <w:lang w:val="tr-TR"/>
+          <w:vertAlign w:val="subscript"/>
+        </w:rPr>
+        <w:t xml:space="preserve">3</w:t>
+      </w:r>
+      <w:r>
+        <w:rPr>
+          <w:rFonts w:ascii="Times New Roman" w:hAnsi="Times New Roman" w:cs="Times New Roman"/>
+          <w:lang w:val="tr-TR"/>
+        </w:rPr>
+        <w:t xml:space="preserve">–CH</w:t>
+      </w:r>
+      <w:r>
+        <w:rPr>
+          <w:rFonts w:ascii="Times New Roman" w:hAnsi="Times New Roman" w:cs="Times New Roman"/>
+          <w:lang w:val="tr-TR"/>
+          <w:vertAlign w:val="subscript"/>
+        </w:rPr>
+        <w:t xml:space="preserve">2</w:t>
+      </w:r>
+      <w:r>
+        <w:rPr>
+          <w:rFonts w:ascii="Times New Roman" w:hAnsi="Times New Roman" w:cs="Times New Roman"/>
+          <w:lang w:val="tr-TR"/>
+        </w:rPr>
+        <w:t xml:space="preserve">–CH(CH</w:t>
+      </w:r>
+      <w:r>
+        <w:rPr>
+          <w:rFonts w:ascii="Times New Roman" w:hAnsi="Times New Roman" w:cs="Times New Roman"/>
+          <w:lang w:val="tr-TR"/>
+          <w:vertAlign w:val="subscript"/>
+        </w:rPr>
+        <w:t xml:space="preserve">3</w:t>
+      </w:r>
+      <w:r>
+        <w:rPr>
+          <w:rFonts w:ascii="Times New Roman" w:hAnsi="Times New Roman" w:cs="Times New Roman"/>
+          <w:lang w:val="tr-TR"/>
+        </w:rPr>
+        <w:t xml:space="preserve">)–CH</w:t>
+      </w:r>
+      <w:r>
+        <w:rPr>
+          <w:rFonts w:ascii="Times New Roman" w:hAnsi="Times New Roman" w:cs="Times New Roman"/>
+          <w:lang w:val="tr-TR"/>
+          <w:vertAlign w:val="subscript"/>
+        </w:rPr>
+        <w:t xml:space="preserve">2</w:t>
+      </w:r>
+      <w:r>
+        <w:rPr>
+          <w:rFonts w:ascii="Times New Roman" w:hAnsi="Times New Roman" w:cs="Times New Roman"/>
+          <w:lang w:val="tr-TR"/>
+        </w:rPr>
+        <w:t xml:space="preserve">–CH</w:t>
+      </w:r>
+      <w:r>
+        <w:rPr>
+          <w:rFonts w:ascii="Times New Roman" w:hAnsi="Times New Roman" w:cs="Times New Roman"/>
+          <w:lang w:val="tr-TR"/>
+          <w:vertAlign w:val="subscript"/>
+        </w:rPr>
+        <w:t xml:space="preserve">2</w:t>
+      </w:r>
+      <w:r>
+        <w:rPr>
+          <w:rFonts w:ascii="Times New Roman" w:hAnsi="Times New Roman" w:cs="Times New Roman"/>
+          <w:lang w:val="tr-TR"/>
+        </w:rPr>
+        <w:t xml:space="preserve">–CH</w:t>
+      </w:r>
+      <w:r>
+        <w:rPr>
+          <w:rFonts w:ascii="Times New Roman" w:hAnsi="Times New Roman" w:cs="Times New Roman"/>
+          <w:lang w:val="tr-TR"/>
+          <w:vertAlign w:val="subscript"/>
+        </w:rPr>
+        <w:t xml:space="preserve">3</w:t>
+      </w:r>
+      <w:r>
+        <w:rPr>
+          <w:rFonts w:ascii="Times New Roman" w:hAnsi="Times New Roman" w:cs="Times New Roman"/>
+          <w:lang w:val="tr-TR"/>
+        </w:rPr>
+        <w:t xml:space="preserve">] de birbirinin zincir-dallanma izomeridir. Karbon sayısı arttıkça olası dallanma biçimlerinin sayısı hızla artar: C</w:t>
+      </w:r>
+      <w:r>
+        <w:rPr>
+          <w:rFonts w:ascii="Times New Roman" w:hAnsi="Times New Roman" w:cs="Times New Roman"/>
+          <w:lang w:val="tr-TR"/>
+          <w:vertAlign w:val="subscript"/>
         </w:rPr>
         <w:t xml:space="preserve">5</w:t>
       </w:r>
@@ -2667,8 +2902,8 @@
       <w:r>
         <w:rPr>
           <w:rFonts w:ascii="Times New Roman" w:hAnsi="Times New Roman" w:cs="Times New Roman"/>
+          <w:lang w:val="tr-TR"/>
           <w:vertAlign w:val="subscript"/>
-          <w:lang w:val="tr-TR"/>
         </w:rPr>
         <w:t xml:space="preserve">12</w:t>
       </w:r>
@@ -2682,8 +2917,8 @@
       <w:r>
         <w:rPr>
           <w:rFonts w:ascii="Times New Roman" w:hAnsi="Times New Roman" w:cs="Times New Roman"/>
+          <w:lang w:val="tr-TR"/>
           <w:vertAlign w:val="subscript"/>
-          <w:lang w:val="tr-TR"/>
         </w:rPr>
         <w:t xml:space="preserve">6</w:t>
       </w:r>
@@ -2697,8 +2932,8 @@
       <w:r>
         <w:rPr>
           <w:rFonts w:ascii="Times New Roman" w:hAnsi="Times New Roman" w:cs="Times New Roman"/>
+          <w:lang w:val="tr-TR"/>
           <w:vertAlign w:val="subscript"/>
-          <w:lang w:val="tr-TR"/>
         </w:rPr>
         <w:t xml:space="preserve">14</w:t>
       </w:r>
@@ -2712,8 +2947,8 @@
       <w:r>
         <w:rPr>
           <w:rFonts w:ascii="Times New Roman" w:hAnsi="Times New Roman" w:cs="Times New Roman"/>
+          <w:lang w:val="tr-TR"/>
           <w:vertAlign w:val="subscript"/>
-          <w:lang w:val="tr-TR"/>
         </w:rPr>
         <w:t xml:space="preserve">7</w:t>
       </w:r>
@@ -2727,8 +2962,8 @@
       <w:r>
         <w:rPr>
           <w:rFonts w:ascii="Times New Roman" w:hAnsi="Times New Roman" w:cs="Times New Roman"/>
+          <w:lang w:val="tr-TR"/>
           <w:vertAlign w:val="subscript"/>
-          <w:lang w:val="tr-TR"/>
         </w:rPr>
         <w:t xml:space="preserve">16</w:t>
       </w:r>
@@ -2742,8 +2977,8 @@
       <w:r>
         <w:rPr>
           <w:rFonts w:ascii="Times New Roman" w:hAnsi="Times New Roman" w:cs="Times New Roman"/>
+          <w:lang w:val="tr-TR"/>
           <w:vertAlign w:val="subscript"/>
-          <w:lang w:val="tr-TR"/>
         </w:rPr>
         <w:t xml:space="preserve">8</w:t>
       </w:r>
@@ -2757,8 +2992,8 @@
       <w:r>
         <w:rPr>
           <w:rFonts w:ascii="Times New Roman" w:hAnsi="Times New Roman" w:cs="Times New Roman"/>
+          <w:lang w:val="tr-TR"/>
           <w:vertAlign w:val="subscript"/>
-          <w:lang w:val="tr-TR"/>
         </w:rPr>
         <w:t xml:space="preserve">18</w:t>
       </w:r>
@@ -2772,8 +3007,8 @@
       <w:r>
         <w:rPr>
           <w:rFonts w:ascii="Times New Roman" w:hAnsi="Times New Roman" w:cs="Times New Roman"/>
+          <w:lang w:val="tr-TR"/>
           <w:vertAlign w:val="subscript"/>
-          <w:lang w:val="tr-TR"/>
         </w:rPr>
         <w:t xml:space="preserve">10</w:t>
       </w:r>
@@ -2787,8 +3022,8 @@
       <w:r>
         <w:rPr>
           <w:rFonts w:ascii="Times New Roman" w:hAnsi="Times New Roman" w:cs="Times New Roman"/>
+          <w:lang w:val="tr-TR"/>
           <w:vertAlign w:val="subscript"/>
-          <w:lang w:val="tr-TR"/>
         </w:rPr>
         <w:t xml:space="preserve">22</w:t>
       </w:r>
@@ -2810,9 +3045,8 @@
       </w:pPr>
       <w:r>
         <w:rPr>
-          <w:rFonts w:ascii="Times New Roman" w:hAnsi="Times New Roman" w:cs="Times New Roman"/>
           <w:b/>
-          <w:bCs/>
+          <w:rFonts w:ascii="Times New Roman" w:hAnsi="Times New Roman" w:cs="Times New Roman"/>
           <w:lang w:val="tr-TR"/>
         </w:rPr>
         <w:t xml:space="preserve">Zincir-halka izomerliği:</w:t>
@@ -2822,13 +3056,208 @@
           <w:rFonts w:ascii="Times New Roman" w:hAnsi="Times New Roman" w:cs="Times New Roman"/>
           <w:lang w:val="tr-TR"/>
         </w:rPr>
-        <w:t xml:space="preserve"> Kart 4’teki but-1-en ile kart 8’deki siklobütanın kapalı formülü C</w:t>
-      </w:r>
-      <w:r>
-        <w:rPr>
-          <w:rFonts w:ascii="Times New Roman" w:hAnsi="Times New Roman" w:cs="Times New Roman"/>
+        <w:t xml:space="preserve"> Hekz-1-en (CH</w:t>
+      </w:r>
+      <w:r>
+        <w:rPr>
+          <w:rFonts w:ascii="Times New Roman" w:hAnsi="Times New Roman" w:cs="Times New Roman"/>
+          <w:lang w:val="tr-TR"/>
           <w:vertAlign w:val="subscript"/>
-          <w:lang w:val="tr-TR"/>
+        </w:rPr>
+        <w:t xml:space="preserve">2</w:t>
+      </w:r>
+      <w:r>
+        <w:rPr>
+          <w:rFonts w:ascii="Times New Roman" w:hAnsi="Times New Roman" w:cs="Times New Roman"/>
+          <w:lang w:val="tr-TR"/>
+        </w:rPr>
+        <w:t xml:space="preserve">=CH–CH</w:t>
+      </w:r>
+      <w:r>
+        <w:rPr>
+          <w:rFonts w:ascii="Times New Roman" w:hAnsi="Times New Roman" w:cs="Times New Roman"/>
+          <w:lang w:val="tr-TR"/>
+          <w:vertAlign w:val="subscript"/>
+        </w:rPr>
+        <w:t xml:space="preserve">2</w:t>
+      </w:r>
+      <w:r>
+        <w:rPr>
+          <w:rFonts w:ascii="Times New Roman" w:hAnsi="Times New Roman" w:cs="Times New Roman"/>
+          <w:lang w:val="tr-TR"/>
+        </w:rPr>
+        <w:t xml:space="preserve">–CH</w:t>
+      </w:r>
+      <w:r>
+        <w:rPr>
+          <w:rFonts w:ascii="Times New Roman" w:hAnsi="Times New Roman" w:cs="Times New Roman"/>
+          <w:lang w:val="tr-TR"/>
+          <w:vertAlign w:val="subscript"/>
+        </w:rPr>
+        <w:t xml:space="preserve">2</w:t>
+      </w:r>
+      <w:r>
+        <w:rPr>
+          <w:rFonts w:ascii="Times New Roman" w:hAnsi="Times New Roman" w:cs="Times New Roman"/>
+          <w:lang w:val="tr-TR"/>
+        </w:rPr>
+        <w:t xml:space="preserve">–CH</w:t>
+      </w:r>
+      <w:r>
+        <w:rPr>
+          <w:rFonts w:ascii="Times New Roman" w:hAnsi="Times New Roman" w:cs="Times New Roman"/>
+          <w:lang w:val="tr-TR"/>
+          <w:vertAlign w:val="subscript"/>
+        </w:rPr>
+        <w:t xml:space="preserve">2</w:t>
+      </w:r>
+      <w:r>
+        <w:rPr>
+          <w:rFonts w:ascii="Times New Roman" w:hAnsi="Times New Roman" w:cs="Times New Roman"/>
+          <w:lang w:val="tr-TR"/>
+        </w:rPr>
+        <w:t xml:space="preserve">–CH</w:t>
+      </w:r>
+      <w:r>
+        <w:rPr>
+          <w:rFonts w:ascii="Times New Roman" w:hAnsi="Times New Roman" w:cs="Times New Roman"/>
+          <w:lang w:val="tr-TR"/>
+          <w:vertAlign w:val="subscript"/>
+        </w:rPr>
+        <w:t xml:space="preserve">3</w:t>
+      </w:r>
+      <w:r>
+        <w:rPr>
+          <w:rFonts w:ascii="Times New Roman" w:hAnsi="Times New Roman" w:cs="Times New Roman"/>
+          <w:lang w:val="tr-TR"/>
+        </w:rPr>
+        <w:t xml:space="preserve">) ile siklohekzanın kapalı formülü C</w:t>
+      </w:r>
+      <w:r>
+        <w:rPr>
+          <w:rFonts w:ascii="Times New Roman" w:hAnsi="Times New Roman" w:cs="Times New Roman"/>
+          <w:lang w:val="tr-TR"/>
+          <w:vertAlign w:val="subscript"/>
+        </w:rPr>
+        <w:t xml:space="preserve">6</w:t>
+      </w:r>
+      <w:r>
+        <w:rPr>
+          <w:rFonts w:ascii="Times New Roman" w:hAnsi="Times New Roman" w:cs="Times New Roman"/>
+          <w:lang w:val="tr-TR"/>
+        </w:rPr>
+        <w:t xml:space="preserve">H</w:t>
+      </w:r>
+      <w:r>
+        <w:rPr>
+          <w:rFonts w:ascii="Times New Roman" w:hAnsi="Times New Roman" w:cs="Times New Roman"/>
+          <w:lang w:val="tr-TR"/>
+          <w:vertAlign w:val="subscript"/>
+        </w:rPr>
+        <w:t xml:space="preserve">12</w:t>
+      </w:r>
+      <w:r>
+        <w:rPr>
+          <w:rFonts w:ascii="Times New Roman" w:hAnsi="Times New Roman" w:cs="Times New Roman"/>
+          <w:lang w:val="tr-TR"/>
+        </w:rPr>
+        <w:t xml:space="preserve">’dir. Birinde karbon atomları açık bir zincir, diğerinde altı üyeli bir halka oluşturur. Halka oluşurken zincirin iki ucundaki karbon atomları birbirine bağlandığından molekül iki hidrojen atomu eksilmiş gibi olur. Bu nedenle sikloalkanların genel formülü (C</w:t>
+      </w:r>
+      <w:r>
+        <w:rPr>
+          <w:rFonts w:ascii="Times New Roman" w:hAnsi="Times New Roman" w:cs="Times New Roman"/>
+          <w:lang w:val="tr-TR"/>
+          <w:vertAlign w:val="subscript"/>
+        </w:rPr>
+        <w:t xml:space="preserve">n</w:t>
+      </w:r>
+      <w:r>
+        <w:rPr>
+          <w:rFonts w:ascii="Times New Roman" w:hAnsi="Times New Roman" w:cs="Times New Roman"/>
+          <w:lang w:val="tr-TR"/>
+        </w:rPr>
+        <w:t xml:space="preserve">H</w:t>
+      </w:r>
+      <w:r>
+        <w:rPr>
+          <w:rFonts w:ascii="Times New Roman" w:hAnsi="Times New Roman" w:cs="Times New Roman"/>
+          <w:lang w:val="tr-TR"/>
+          <w:vertAlign w:val="subscript"/>
+        </w:rPr>
+        <w:t xml:space="preserve">2n</w:t>
+      </w:r>
+      <w:r>
+        <w:rPr>
+          <w:rFonts w:ascii="Times New Roman" w:hAnsi="Times New Roman" w:cs="Times New Roman"/>
+          <w:lang w:val="tr-TR"/>
+        </w:rPr>
+        <w:t xml:space="preserve">) alkenlerinkiyle aynıdır. Aynı şekilde sikloalkenlerin genel formülü de (C</w:t>
+      </w:r>
+      <w:r>
+        <w:rPr>
+          <w:rFonts w:ascii="Times New Roman" w:hAnsi="Times New Roman" w:cs="Times New Roman"/>
+          <w:lang w:val="tr-TR"/>
+          <w:vertAlign w:val="subscript"/>
+        </w:rPr>
+        <w:t xml:space="preserve">n</w:t>
+      </w:r>
+      <w:r>
+        <w:rPr>
+          <w:rFonts w:ascii="Times New Roman" w:hAnsi="Times New Roman" w:cs="Times New Roman"/>
+          <w:lang w:val="tr-TR"/>
+        </w:rPr>
+        <w:t xml:space="preserve">H</w:t>
+      </w:r>
+      <w:r>
+        <w:rPr>
+          <w:rFonts w:ascii="Times New Roman" w:hAnsi="Times New Roman" w:cs="Times New Roman"/>
+          <w:lang w:val="tr-TR"/>
+          <w:vertAlign w:val="subscript"/>
+        </w:rPr>
+        <w:t xml:space="preserve">2n−2</w:t>
+      </w:r>
+      <w:r>
+        <w:rPr>
+          <w:rFonts w:ascii="Times New Roman" w:hAnsi="Times New Roman" w:cs="Times New Roman"/>
+          <w:lang w:val="tr-TR"/>
+        </w:rPr>
+        <w:t xml:space="preserve">) alkinlerinkine eşittir; but-1-in (CH≡C–CH</w:t>
+      </w:r>
+      <w:r>
+        <w:rPr>
+          <w:rFonts w:ascii="Times New Roman" w:hAnsi="Times New Roman" w:cs="Times New Roman"/>
+          <w:lang w:val="tr-TR"/>
+          <w:vertAlign w:val="subscript"/>
+        </w:rPr>
+        <w:t xml:space="preserve">2</w:t>
+      </w:r>
+      <w:r>
+        <w:rPr>
+          <w:rFonts w:ascii="Times New Roman" w:hAnsi="Times New Roman" w:cs="Times New Roman"/>
+          <w:lang w:val="tr-TR"/>
+        </w:rPr>
+        <w:t xml:space="preserve">–CH</w:t>
+      </w:r>
+      <w:r>
+        <w:rPr>
+          <w:rFonts w:ascii="Times New Roman" w:hAnsi="Times New Roman" w:cs="Times New Roman"/>
+          <w:lang w:val="tr-TR"/>
+          <w:vertAlign w:val="subscript"/>
+        </w:rPr>
+        <w:t xml:space="preserve">3</w:t>
+      </w:r>
+      <w:r>
+        <w:rPr>
+          <w:rFonts w:ascii="Times New Roman" w:hAnsi="Times New Roman" w:cs="Times New Roman"/>
+          <w:lang w:val="tr-TR"/>
+        </w:rPr>
+        <w:t xml:space="preserve">) ile siklobütenin kapalı formülü C</w:t>
+      </w:r>
+      <w:r>
+        <w:rPr>
+          <w:rFonts w:ascii="Times New Roman" w:hAnsi="Times New Roman" w:cs="Times New Roman"/>
+          <w:lang w:val="tr-TR"/>
+          <w:vertAlign w:val="subscript"/>
         </w:rPr>
         <w:t xml:space="preserve">4</w:t>
       </w:r>
@@ -2842,113 +3271,22 @@
       <w:r>
         <w:rPr>
           <w:rFonts w:ascii="Times New Roman" w:hAnsi="Times New Roman" w:cs="Times New Roman"/>
+          <w:lang w:val="tr-TR"/>
           <w:vertAlign w:val="subscript"/>
-          <w:lang w:val="tr-TR"/>
-        </w:rPr>
-        <w:t xml:space="preserve">8</w:t>
-      </w:r>
-      <w:r>
-        <w:rPr>
-          <w:rFonts w:ascii="Times New Roman" w:hAnsi="Times New Roman" w:cs="Times New Roman"/>
-          <w:lang w:val="tr-TR"/>
-        </w:rPr>
-        <w:t xml:space="preserve">’dir. Birinde karbon atomları açık bir zincir, diğerinde halka oluşturur. Halka oluşurken zincirin iki ucundaki karbon atomları birbirine bağlandığından molekül iki hidrojen atomu eksilmiş gibi olur. Bu nedenle sikloalkanların genel formülü (C</w:t>
-      </w:r>
-      <w:r>
-        <w:rPr>
-          <w:rFonts w:ascii="Times New Roman" w:hAnsi="Times New Roman" w:cs="Times New Roman"/>
-          <w:vertAlign w:val="subscript"/>
-          <w:lang w:val="tr-TR"/>
-        </w:rPr>
-        <w:t xml:space="preserve">n</w:t>
-      </w:r>
-      <w:r>
-        <w:rPr>
-          <w:rFonts w:ascii="Times New Roman" w:hAnsi="Times New Roman" w:cs="Times New Roman"/>
-          <w:lang w:val="tr-TR"/>
-        </w:rPr>
-        <w:t xml:space="preserve">H</w:t>
-      </w:r>
-      <w:r>
-        <w:rPr>
-          <w:rFonts w:ascii="Times New Roman" w:hAnsi="Times New Roman" w:cs="Times New Roman"/>
-          <w:vertAlign w:val="subscript"/>
-          <w:lang w:val="tr-TR"/>
-        </w:rPr>
-        <w:t xml:space="preserve">2n</w:t>
-      </w:r>
-      <w:r>
-        <w:rPr>
-          <w:rFonts w:ascii="Times New Roman" w:hAnsi="Times New Roman" w:cs="Times New Roman"/>
-          <w:lang w:val="tr-TR"/>
-        </w:rPr>
-        <w:t xml:space="preserve">) alkenlerinkiyle aynıdır. Aynı şekilde sikloalkenlerin genel formülü de (C</w:t>
-      </w:r>
-      <w:r>
-        <w:rPr>
-          <w:rFonts w:ascii="Times New Roman" w:hAnsi="Times New Roman" w:cs="Times New Roman"/>
-          <w:vertAlign w:val="subscript"/>
-          <w:lang w:val="tr-TR"/>
-        </w:rPr>
-        <w:t xml:space="preserve">n</w:t>
-      </w:r>
-      <w:r>
-        <w:rPr>
-          <w:rFonts w:ascii="Times New Roman" w:hAnsi="Times New Roman" w:cs="Times New Roman"/>
-          <w:lang w:val="tr-TR"/>
-        </w:rPr>
-        <w:t xml:space="preserve">H</w:t>
-      </w:r>
-      <w:r>
-        <w:rPr>
-          <w:rFonts w:ascii="Times New Roman" w:hAnsi="Times New Roman" w:cs="Times New Roman"/>
-          <w:vertAlign w:val="subscript"/>
-          <w:lang w:val="tr-TR"/>
-        </w:rPr>
-        <w:t xml:space="preserve">2n−2</w:t>
-      </w:r>
-      <w:r>
-        <w:rPr>
-          <w:rFonts w:ascii="Times New Roman" w:hAnsi="Times New Roman" w:cs="Times New Roman"/>
-          <w:lang w:val="tr-TR"/>
-        </w:rPr>
-        <w:t xml:space="preserve">) alkinlerinkine eşittir; kart 9’daki pent-1-in ile kart 11’deki siklopentenin kapalı formülü C</w:t>
-      </w:r>
-      <w:r>
-        <w:rPr>
-          <w:rFonts w:ascii="Times New Roman" w:hAnsi="Times New Roman" w:cs="Times New Roman"/>
-          <w:vertAlign w:val="subscript"/>
-          <w:lang w:val="tr-TR"/>
-        </w:rPr>
-        <w:t xml:space="preserve">5</w:t>
-      </w:r>
-      <w:r>
-        <w:rPr>
-          <w:rFonts w:ascii="Times New Roman" w:hAnsi="Times New Roman" w:cs="Times New Roman"/>
-          <w:lang w:val="tr-TR"/>
-        </w:rPr>
-        <w:t xml:space="preserve">H</w:t>
-      </w:r>
-      <w:r>
-        <w:rPr>
-          <w:rFonts w:ascii="Times New Roman" w:hAnsi="Times New Roman" w:cs="Times New Roman"/>
-          <w:vertAlign w:val="subscript"/>
-          <w:lang w:val="tr-TR"/>
-        </w:rPr>
-        <w:t xml:space="preserve">8</w:t>
-      </w:r>
-      <w:r>
-        <w:rPr>
-          <w:rFonts w:ascii="Times New Roman" w:hAnsi="Times New Roman" w:cs="Times New Roman"/>
-          <w:lang w:val="tr-TR"/>
-        </w:rPr>
-        <w:t xml:space="preserve">’dir. Açık zincirli ve halkalı yapıda olmalarıyla ayrılan izomerlere </w:t>
-      </w:r>
-      <w:r>
-        <w:rPr>
-          <w:rFonts w:ascii="Times New Roman" w:hAnsi="Times New Roman" w:cs="Times New Roman"/>
+        </w:rPr>
+        <w:t xml:space="preserve">6</w:t>
+      </w:r>
+      <w:r>
+        <w:rPr>
+          <w:rFonts w:ascii="Times New Roman" w:hAnsi="Times New Roman" w:cs="Times New Roman"/>
+          <w:lang w:val="tr-TR"/>
+        </w:rPr>
+        <w:t xml:space="preserve">’dır. Açık zincirli ve halkalı yapıda olmalarıyla ayrılan izomerlere </w:t>
+      </w:r>
+      <w:r>
+        <w:rPr>
           <w:b/>
-          <w:bCs/>
+          <w:rFonts w:ascii="Times New Roman" w:hAnsi="Times New Roman" w:cs="Times New Roman"/>
           <w:lang w:val="tr-TR"/>
         </w:rPr>
         <w:t xml:space="preserve">zincir-halka izomerleri</w:t>
@@ -2971,9 +3309,8 @@
       </w:pPr>
       <w:r>
         <w:rPr>
-          <w:rFonts w:ascii="Times New Roman" w:hAnsi="Times New Roman" w:cs="Times New Roman"/>
           <w:b/>
-          <w:bCs/>
+          <w:rFonts w:ascii="Times New Roman" w:hAnsi="Times New Roman" w:cs="Times New Roman"/>
           <w:lang w:val="tr-TR"/>
         </w:rPr>
         <w:t xml:space="preserve">Konum izomerliği:</w:t>
@@ -2983,13 +3320,102 @@
           <w:rFonts w:ascii="Times New Roman" w:hAnsi="Times New Roman" w:cs="Times New Roman"/>
           <w:lang w:val="tr-TR"/>
         </w:rPr>
-        <w:t xml:space="preserve"> Kart 4 ve 5’teki bileşiklerin karbon zinciri aynıdır; ancak pi bağı but-1-en’de birinci ile ikinci, but-2-en’de ise ikinci ile üçüncü karbon atomları arasındadır. Kart 9 ile 10’daki pent-1-in ve pent-2-in de üçlü bağın yeri bakımından farklıdır. Karbon iskeleti aynı olup pi bağının konumu farklı olan izomerlere </w:t>
-      </w:r>
-      <w:r>
-        <w:rPr>
-          <w:rFonts w:ascii="Times New Roman" w:hAnsi="Times New Roman" w:cs="Times New Roman"/>
+        <w:t xml:space="preserve"> Hekz-1-en ile hekz-2-enin (CH</w:t>
+      </w:r>
+      <w:r>
+        <w:rPr>
+          <w:rFonts w:ascii="Times New Roman" w:hAnsi="Times New Roman" w:cs="Times New Roman"/>
+          <w:lang w:val="tr-TR"/>
+          <w:vertAlign w:val="subscript"/>
+        </w:rPr>
+        <w:t xml:space="preserve">3</w:t>
+      </w:r>
+      <w:r>
+        <w:rPr>
+          <w:rFonts w:ascii="Times New Roman" w:hAnsi="Times New Roman" w:cs="Times New Roman"/>
+          <w:lang w:val="tr-TR"/>
+        </w:rPr>
+        <w:t xml:space="preserve">–CH=CH–CH</w:t>
+      </w:r>
+      <w:r>
+        <w:rPr>
+          <w:rFonts w:ascii="Times New Roman" w:hAnsi="Times New Roman" w:cs="Times New Roman"/>
+          <w:lang w:val="tr-TR"/>
+          <w:vertAlign w:val="subscript"/>
+        </w:rPr>
+        <w:t xml:space="preserve">2</w:t>
+      </w:r>
+      <w:r>
+        <w:rPr>
+          <w:rFonts w:ascii="Times New Roman" w:hAnsi="Times New Roman" w:cs="Times New Roman"/>
+          <w:lang w:val="tr-TR"/>
+        </w:rPr>
+        <w:t xml:space="preserve">–CH</w:t>
+      </w:r>
+      <w:r>
+        <w:rPr>
+          <w:rFonts w:ascii="Times New Roman" w:hAnsi="Times New Roman" w:cs="Times New Roman"/>
+          <w:lang w:val="tr-TR"/>
+          <w:vertAlign w:val="subscript"/>
+        </w:rPr>
+        <w:t xml:space="preserve">2</w:t>
+      </w:r>
+      <w:r>
+        <w:rPr>
+          <w:rFonts w:ascii="Times New Roman" w:hAnsi="Times New Roman" w:cs="Times New Roman"/>
+          <w:lang w:val="tr-TR"/>
+        </w:rPr>
+        <w:t xml:space="preserve">–CH</w:t>
+      </w:r>
+      <w:r>
+        <w:rPr>
+          <w:rFonts w:ascii="Times New Roman" w:hAnsi="Times New Roman" w:cs="Times New Roman"/>
+          <w:lang w:val="tr-TR"/>
+          <w:vertAlign w:val="subscript"/>
+        </w:rPr>
+        <w:t xml:space="preserve">3</w:t>
+      </w:r>
+      <w:r>
+        <w:rPr>
+          <w:rFonts w:ascii="Times New Roman" w:hAnsi="Times New Roman" w:cs="Times New Roman"/>
+          <w:lang w:val="tr-TR"/>
+        </w:rPr>
+        <w:t xml:space="preserve">) karbon zinciri aynıdır; ancak pi bağı hekz-1-ende birinci ile ikinci, hekz-2-ende ise ikinci ile üçüncü karbon atomları arasındadır. But-1-in ile but-2-in (CH</w:t>
+      </w:r>
+      <w:r>
+        <w:rPr>
+          <w:rFonts w:ascii="Times New Roman" w:hAnsi="Times New Roman" w:cs="Times New Roman"/>
+          <w:lang w:val="tr-TR"/>
+          <w:vertAlign w:val="subscript"/>
+        </w:rPr>
+        <w:t xml:space="preserve">3</w:t>
+      </w:r>
+      <w:r>
+        <w:rPr>
+          <w:rFonts w:ascii="Times New Roman" w:hAnsi="Times New Roman" w:cs="Times New Roman"/>
+          <w:lang w:val="tr-TR"/>
+        </w:rPr>
+        <w:t xml:space="preserve">–C≡C–CH</w:t>
+      </w:r>
+      <w:r>
+        <w:rPr>
+          <w:rFonts w:ascii="Times New Roman" w:hAnsi="Times New Roman" w:cs="Times New Roman"/>
+          <w:lang w:val="tr-TR"/>
+          <w:vertAlign w:val="subscript"/>
+        </w:rPr>
+        <w:t xml:space="preserve">3</w:t>
+      </w:r>
+      <w:r>
+        <w:rPr>
+          <w:rFonts w:ascii="Times New Roman" w:hAnsi="Times New Roman" w:cs="Times New Roman"/>
+          <w:lang w:val="tr-TR"/>
+        </w:rPr>
+        <w:t xml:space="preserve">) de üçlü bağın yeri bakımından farklıdır. Karbon iskeleti aynı olup pi bağının konumu farklı olan izomerlere </w:t>
+      </w:r>
+      <w:r>
+        <w:rPr>
           <w:b/>
-          <w:bCs/>
+          <w:rFonts w:ascii="Times New Roman" w:hAnsi="Times New Roman" w:cs="Times New Roman"/>
           <w:lang w:val="tr-TR"/>
         </w:rPr>
         <w:t xml:space="preserve">konum izomerleri</w:t>
@@ -3012,9 +3438,8 @@
       </w:pPr>
       <w:r>
         <w:rPr>
-          <w:rFonts w:ascii="Times New Roman" w:hAnsi="Times New Roman" w:cs="Times New Roman"/>
           <w:b/>
-          <w:bCs/>
+          <w:rFonts w:ascii="Times New Roman" w:hAnsi="Times New Roman" w:cs="Times New Roman"/>
           <w:lang w:val="tr-TR"/>
         </w:rPr>
         <w:t xml:space="preserve">Cis-trans izomerliği:</w:t>
@@ -3024,13 +3449,72 @@
           <w:rFonts w:ascii="Times New Roman" w:hAnsi="Times New Roman" w:cs="Times New Roman"/>
           <w:lang w:val="tr-TR"/>
         </w:rPr>
-        <w:t xml:space="preserve"> Kart 5 ve 6’daki moleküllerde atomlar aynı sırayla bağlanmıştır; ikisi de but-2-en’dir. Etkinlikte model setinizle bu iki molekülü birbirine dönüştüremediğinizi fark ettiniz. Tekli bağ etrafında dönme serbestçe gerçekleşebilirken çift bağdaki pi bağı, bağ ekseni etrafında dönmeyi engeller. Bu nedenle çift bağlı karbon atomlarına bağlı gruplar sabit konumlarda kalır. Çift bağı oluşturan karbon atomlarından geçen eksen düşünüldüğünde aynı gruplar eksenin aynı tarafındaysa </w:t>
-      </w:r>
-      <w:r>
-        <w:rPr>
-          <w:rFonts w:ascii="Times New Roman" w:hAnsi="Times New Roman" w:cs="Times New Roman"/>
+        <w:t xml:space="preserve"> Hekz-3-en (CH</w:t>
+      </w:r>
+      <w:r>
+        <w:rPr>
+          <w:rFonts w:ascii="Times New Roman" w:hAnsi="Times New Roman" w:cs="Times New Roman"/>
+          <w:lang w:val="tr-TR"/>
+          <w:vertAlign w:val="subscript"/>
+        </w:rPr>
+        <w:t xml:space="preserve">3</w:t>
+      </w:r>
+      <w:r>
+        <w:rPr>
+          <w:rFonts w:ascii="Times New Roman" w:hAnsi="Times New Roman" w:cs="Times New Roman"/>
+          <w:lang w:val="tr-TR"/>
+        </w:rPr>
+        <w:t xml:space="preserve">–CH</w:t>
+      </w:r>
+      <w:r>
+        <w:rPr>
+          <w:rFonts w:ascii="Times New Roman" w:hAnsi="Times New Roman" w:cs="Times New Roman"/>
+          <w:lang w:val="tr-TR"/>
+          <w:vertAlign w:val="subscript"/>
+        </w:rPr>
+        <w:t xml:space="preserve">2</w:t>
+      </w:r>
+      <w:r>
+        <w:rPr>
+          <w:rFonts w:ascii="Times New Roman" w:hAnsi="Times New Roman" w:cs="Times New Roman"/>
+          <w:lang w:val="tr-TR"/>
+        </w:rPr>
+        <w:t xml:space="preserve">–CH=CH–CH</w:t>
+      </w:r>
+      <w:r>
+        <w:rPr>
+          <w:rFonts w:ascii="Times New Roman" w:hAnsi="Times New Roman" w:cs="Times New Roman"/>
+          <w:lang w:val="tr-TR"/>
+          <w:vertAlign w:val="subscript"/>
+        </w:rPr>
+        <w:t xml:space="preserve">2</w:t>
+      </w:r>
+      <w:r>
+        <w:rPr>
+          <w:rFonts w:ascii="Times New Roman" w:hAnsi="Times New Roman" w:cs="Times New Roman"/>
+          <w:lang w:val="tr-TR"/>
+        </w:rPr>
+        <w:t xml:space="preserve">–CH</w:t>
+      </w:r>
+      <w:r>
+        <w:rPr>
+          <w:rFonts w:ascii="Times New Roman" w:hAnsi="Times New Roman" w:cs="Times New Roman"/>
+          <w:lang w:val="tr-TR"/>
+          <w:vertAlign w:val="subscript"/>
+        </w:rPr>
+        <w:t xml:space="preserve">3</w:t>
+      </w:r>
+      <w:r>
+        <w:rPr>
+          <w:rFonts w:ascii="Times New Roman" w:hAnsi="Times New Roman" w:cs="Times New Roman"/>
+          <w:lang w:val="tr-TR"/>
+        </w:rPr>
+        <w:t xml:space="preserve">) iki farklı molekül hâlinde bulunur ve bu moleküllerde atomlar aynı sırayla bağlanmıştır. Tekli bağ etrafında dönme serbestçe gerçekleşebilirken çift bağdaki pi bağı, bağ ekseni etrafında dönmeyi engeller. Bu nedenle çift bağlı karbon atomlarına bağlı gruplar sabit konumlarda kalır ve iki molekül pi bağı kırılmadan birbirine dönüşemez. Çift bağı oluşturan karbon atomlarından geçen eksen düşünüldüğünde aynı gruplar (iki etil grubu) eksenin aynı tarafındaysa </w:t>
+      </w:r>
+      <w:r>
+        <w:rPr>
           <w:b/>
-          <w:bCs/>
+          <w:rFonts w:ascii="Times New Roman" w:hAnsi="Times New Roman" w:cs="Times New Roman"/>
           <w:lang w:val="tr-TR"/>
         </w:rPr>
         <w:t xml:space="preserve">cis</w:t>
@@ -3044,9 +3528,8 @@
       </w:r>
       <w:r>
         <w:rPr>
-          <w:rFonts w:ascii="Times New Roman" w:hAnsi="Times New Roman" w:cs="Times New Roman"/>
           <w:b/>
-          <w:bCs/>
+          <w:rFonts w:ascii="Times New Roman" w:hAnsi="Times New Roman" w:cs="Times New Roman"/>
           <w:lang w:val="tr-TR"/>
         </w:rPr>
         <w:t xml:space="preserve">trans</w:t>
@@ -3060,9 +3543,8 @@
       </w:r>
       <w:r>
         <w:rPr>
-          <w:rFonts w:ascii="Times New Roman" w:hAnsi="Times New Roman" w:cs="Times New Roman"/>
           <w:b/>
-          <w:bCs/>
+          <w:rFonts w:ascii="Times New Roman" w:hAnsi="Times New Roman" w:cs="Times New Roman"/>
           <w:lang w:val="tr-TR"/>
         </w:rPr>
         <w:t xml:space="preserve">cis-trans izomerliği</w:t>
@@ -3086,8 +3568,8 @@
       <w:r>
         <w:drawing>
           <wp:inline distT="0" distB="0" distL="0" distR="0">
-            <wp:extent cx="4680000" cy="1334811"/>
-            <wp:docPr id="900004" name="Grafik 900004" descr="cis ve trans but-2-en yapıları"/>
+            <wp:extent cx="4680000" cy="1479031"/>
+            <wp:docPr id="900004" name="Grafik 900004" descr="cis ve trans hekz-3-en yapıları"/>
             <wp:cNvGraphicFramePr>
               <a:graphicFrameLocks noChangeAspect="1"/>
             </wp:cNvGraphicFramePr>
@@ -3107,7 +3589,7 @@
                   <pic:spPr>
                     <a:xfrm>
                       <a:off x="0" y="0"/>
-                      <a:ext cx="4680000" cy="1334811"/>
+                      <a:ext cx="4680000" cy="1479031"/>
                     </a:xfrm>
                     <a:prstGeom prst="rect">
                       <a:avLst/>
@@ -3130,9 +3612,8 @@
       </w:pPr>
       <w:r>
         <w:rPr>
-          <w:rFonts w:ascii="Times New Roman" w:hAnsi="Times New Roman" w:cs="Times New Roman"/>
           <w:b/>
-          <w:bCs/>
+          <w:rFonts w:ascii="Times New Roman" w:hAnsi="Times New Roman" w:cs="Times New Roman"/>
           <w:lang w:val="tr-TR"/>
         </w:rPr>
         <w:t xml:space="preserve">Görsel C:</w:t>
@@ -3142,7 +3623,7 @@
           <w:rFonts w:ascii="Times New Roman" w:hAnsi="Times New Roman" w:cs="Times New Roman"/>
           <w:lang w:val="tr-TR"/>
         </w:rPr>
-        <w:t xml:space="preserve"> cis-but-2-en ve trans-but-2-en molekülleri ile çift bağdan geçen eksen</w:t>
+        <w:t xml:space="preserve"> cis-hekz-3-en ve trans-hekz-3-en molekülleri ile çift bağdan geçen eksen</w:t>
       </w:r>
     </w:p>
     <w:p xmlns:a="http://schemas.openxmlformats.org/drawingml/2006/main" xmlns:pic="http://schemas.openxmlformats.org/drawingml/2006/picture">
@@ -3156,8 +3637,8 @@
       <w:r>
         <w:drawing>
           <wp:inline distT="0" distB="0" distL="0" distR="0">
-            <wp:extent cx="3960000" cy="1664601"/>
-            <wp:docPr id="900005" name="Grafik 900005" descr="cis ve trans but-2-en uzay dolgu modelleri"/>
+            <wp:extent cx="3960000" cy="1550407"/>
+            <wp:docPr id="900005" name="Grafik 900005" descr="cis ve trans hekz-3-en uzay dolgu modelleri"/>
             <wp:cNvGraphicFramePr>
               <a:graphicFrameLocks noChangeAspect="1"/>
             </wp:cNvGraphicFramePr>
@@ -3177,7 +3658,7 @@
                   <pic:spPr>
                     <a:xfrm>
                       <a:off x="0" y="0"/>
-                      <a:ext cx="3960000" cy="1664601"/>
+                      <a:ext cx="3960000" cy="1550407"/>
                     </a:xfrm>
                     <a:prstGeom prst="rect">
                       <a:avLst/>
@@ -3200,9 +3681,8 @@
       </w:pPr>
       <w:r>
         <w:rPr>
-          <w:rFonts w:ascii="Times New Roman" w:hAnsi="Times New Roman" w:cs="Times New Roman"/>
           <w:b/>
-          <w:bCs/>
+          <w:rFonts w:ascii="Times New Roman" w:hAnsi="Times New Roman" w:cs="Times New Roman"/>
           <w:lang w:val="tr-TR"/>
         </w:rPr>
         <w:t xml:space="preserve">Görsel D:</w:t>
@@ -3212,7 +3692,7 @@
           <w:rFonts w:ascii="Times New Roman" w:hAnsi="Times New Roman" w:cs="Times New Roman"/>
           <w:lang w:val="tr-TR"/>
         </w:rPr>
-        <w:t xml:space="preserve"> cis-but-2-en ve trans-but-2-en moleküllerinin uzay dolgu modelleri</w:t>
+        <w:t xml:space="preserve"> cis-hekz-3-en ve trans-hekz-3-en moleküllerinin uzay dolgu modelleri (C: koyu gri, H: açık gri)</w:t>
       </w:r>
     </w:p>
     <w:p>
@@ -3228,13 +3708,72 @@
           <w:rFonts w:ascii="Times New Roman" w:hAnsi="Times New Roman" w:cs="Times New Roman"/>
           <w:lang w:val="tr-TR"/>
         </w:rPr>
-        <w:t xml:space="preserve">Peki her alken cis-trans izomerliği gösterir mi? Kart 4’teki but-1-en’de birinci karbon atomuna iki hidrojen atomu bağlıdır. Bu gruplar yer değiştirse de aynı molekül elde edilir. Kart 7’deki 2-metilpropende ise ikinci karbona bağlı iki grup da metildir. Bu örneklerden, cis-trans izomerliği görülebilmesi için çift bağı oluşturan karbon atomlarının </w:t>
-      </w:r>
-      <w:r>
-        <w:rPr>
-          <w:rFonts w:ascii="Times New Roman" w:hAnsi="Times New Roman" w:cs="Times New Roman"/>
+        <w:t xml:space="preserve">Peki her alken cis-trans izomerliği gösterir mi? Hekz-1-ende birinci karbon atomuna iki hidrojen atomu bağlıdır. Bu gruplar yer değiştirse de aynı molekül elde edilir. 2-Metilpent-2-ende [(CH</w:t>
+      </w:r>
+      <w:r>
+        <w:rPr>
+          <w:rFonts w:ascii="Times New Roman" w:hAnsi="Times New Roman" w:cs="Times New Roman"/>
+          <w:lang w:val="tr-TR"/>
+          <w:vertAlign w:val="subscript"/>
+        </w:rPr>
+        <w:t xml:space="preserve">3</w:t>
+      </w:r>
+      <w:r>
+        <w:rPr>
+          <w:rFonts w:ascii="Times New Roman" w:hAnsi="Times New Roman" w:cs="Times New Roman"/>
+          <w:lang w:val="tr-TR"/>
+        </w:rPr>
+        <w:t xml:space="preserve">)</w:t>
+      </w:r>
+      <w:r>
+        <w:rPr>
+          <w:rFonts w:ascii="Times New Roman" w:hAnsi="Times New Roman" w:cs="Times New Roman"/>
+          <w:lang w:val="tr-TR"/>
+          <w:vertAlign w:val="subscript"/>
+        </w:rPr>
+        <w:t xml:space="preserve">2</w:t>
+      </w:r>
+      <w:r>
+        <w:rPr>
+          <w:rFonts w:ascii="Times New Roman" w:hAnsi="Times New Roman" w:cs="Times New Roman"/>
+          <w:lang w:val="tr-TR"/>
+        </w:rPr>
+        <w:t xml:space="preserve">C=CH–CH</w:t>
+      </w:r>
+      <w:r>
+        <w:rPr>
+          <w:rFonts w:ascii="Times New Roman" w:hAnsi="Times New Roman" w:cs="Times New Roman"/>
+          <w:lang w:val="tr-TR"/>
+          <w:vertAlign w:val="subscript"/>
+        </w:rPr>
+        <w:t xml:space="preserve">2</w:t>
+      </w:r>
+      <w:r>
+        <w:rPr>
+          <w:rFonts w:ascii="Times New Roman" w:hAnsi="Times New Roman" w:cs="Times New Roman"/>
+          <w:lang w:val="tr-TR"/>
+        </w:rPr>
+        <w:t xml:space="preserve">–CH</w:t>
+      </w:r>
+      <w:r>
+        <w:rPr>
+          <w:rFonts w:ascii="Times New Roman" w:hAnsi="Times New Roman" w:cs="Times New Roman"/>
+          <w:lang w:val="tr-TR"/>
+          <w:vertAlign w:val="subscript"/>
+        </w:rPr>
+        <w:t xml:space="preserve">3</w:t>
+      </w:r>
+      <w:r>
+        <w:rPr>
+          <w:rFonts w:ascii="Times New Roman" w:hAnsi="Times New Roman" w:cs="Times New Roman"/>
+          <w:lang w:val="tr-TR"/>
+        </w:rPr>
+        <w:t xml:space="preserve">] ise ikinci karbona bağlı iki grup da metildir. Bu örneklerden, cis-trans izomerliği görülebilmesi için çift bağı oluşturan karbon atomlarının </w:t>
+      </w:r>
+      <w:r>
+        <w:rPr>
           <w:b/>
-          <w:bCs/>
+          <w:rFonts w:ascii="Times New Roman" w:hAnsi="Times New Roman" w:cs="Times New Roman"/>
           <w:lang w:val="tr-TR"/>
         </w:rPr>
         <w:t xml:space="preserve">her birine birbirinden farklı iki grup</w:t>
@@ -3244,7 +3783,7 @@
           <w:rFonts w:ascii="Times New Roman" w:hAnsi="Times New Roman" w:cs="Times New Roman"/>
           <w:lang w:val="tr-TR"/>
         </w:rPr>
-        <w:t xml:space="preserve"> bağlı olması gerektiği sonucuna ulaşılabilir. Alkinlerde üçlü bağa katılan karbon atomlarının her biri yalnızca bir gruba bağlanır ve bu bölge doğrusaldır. Bu nedenle alkinlerde cis-trans izomerliği görülmez. Cis ve trans izomerlerin fiziksel özellikleri de farklıdır (Tablo A).</w:t>
+        <w:t xml:space="preserve"> bağlı olması gerektiği sonucuna ulaşılabilir. Alkinlerde üçlü bağa katılan karbon atomlarının her biri yalnızca bir gruba bağlanır ve bu bölge doğrusaldır. Bu nedenle alkinlerde cis-trans izomerliği görülmez. Cis ve trans izomerlerin fiziksel özellikleri de farklıdır. Hekz-3-en izomerlerinin kaynama noktaları birbirine çok yakın olsa da erime noktaları belirgin biçimde farklıdır (Tablo A).</w:t>
       </w:r>
     </w:p>
     <w:p>
@@ -3257,9 +3796,8 @@
       </w:pPr>
       <w:r>
         <w:rPr>
-          <w:rFonts w:ascii="Times New Roman" w:hAnsi="Times New Roman" w:cs="Times New Roman"/>
           <w:b/>
-          <w:bCs/>
+          <w:rFonts w:ascii="Times New Roman" w:hAnsi="Times New Roman" w:cs="Times New Roman"/>
           <w:lang w:val="tr-TR"/>
         </w:rPr>
         <w:t xml:space="preserve">Tablo A:</w:t>
@@ -3269,7 +3807,7 @@
           <w:rFonts w:ascii="Times New Roman" w:hAnsi="Times New Roman" w:cs="Times New Roman"/>
           <w:lang w:val="tr-TR"/>
         </w:rPr>
-        <w:t xml:space="preserve"> but-2-en izomerlerinin bazı fiziksel özellikleri</w:t>
+        <w:t xml:space="preserve"> hekz-3-en izomerlerinin bazı fiziksel özellikleri</w:t>
       </w:r>
     </w:p>
     <w:tbl>
@@ -3394,7 +3932,7 @@
                 <w:rFonts w:ascii="Times New Roman" w:hAnsi="Times New Roman" w:cs="Times New Roman"/>
                 <w:lang w:val="tr-TR"/>
               </w:rPr>
-              <w:t xml:space="preserve">cis-but-2-en</w:t>
+              <w:t xml:space="preserve">cis-hekz-3-en</w:t>
             </w:r>
           </w:p>
         </w:tc>
@@ -3416,7 +3954,7 @@
                 <w:rFonts w:ascii="Times New Roman" w:hAnsi="Times New Roman" w:cs="Times New Roman"/>
                 <w:lang w:val="tr-TR"/>
               </w:rPr>
-              <w:t xml:space="preserve">3,7</w:t>
+              <w:t xml:space="preserve">66,4</w:t>
             </w:r>
           </w:p>
         </w:tc>
@@ -3438,7 +3976,7 @@
                 <w:rFonts w:ascii="Times New Roman" w:hAnsi="Times New Roman" w:cs="Times New Roman"/>
                 <w:lang w:val="tr-TR"/>
               </w:rPr>
-              <w:t xml:space="preserve">−138,9</w:t>
+              <w:t xml:space="preserve">−137,8</w:t>
             </w:r>
           </w:p>
         </w:tc>
@@ -3462,7 +4000,7 @@
                 <w:rFonts w:ascii="Times New Roman" w:hAnsi="Times New Roman" w:cs="Times New Roman"/>
                 <w:lang w:val="tr-TR"/>
               </w:rPr>
-              <w:t xml:space="preserve">trans-but-2-en</w:t>
+              <w:t xml:space="preserve">trans-hekz-3-en</w:t>
             </w:r>
           </w:p>
         </w:tc>
@@ -3484,7 +4022,7 @@
                 <w:rFonts w:ascii="Times New Roman" w:hAnsi="Times New Roman" w:cs="Times New Roman"/>
                 <w:lang w:val="tr-TR"/>
               </w:rPr>
-              <w:t xml:space="preserve">0,9</w:t>
+              <w:t xml:space="preserve">67,1</w:t>
             </w:r>
           </w:p>
         </w:tc>
@@ -3506,7 +4044,7 @@
                 <w:rFonts w:ascii="Times New Roman" w:hAnsi="Times New Roman" w:cs="Times New Roman"/>
                 <w:lang w:val="tr-TR"/>
               </w:rPr>
-              <w:t xml:space="preserve">−105,5</w:t>
+              <w:t xml:space="preserve">−115,4</w:t>
             </w:r>
           </w:p>
         </w:tc>
@@ -3534,7 +4072,7 @@
           <w:rFonts w:ascii="Times New Roman" w:hAnsi="Times New Roman" w:cs="Times New Roman"/>
           <w:lang w:val="tr-TR"/>
         </w:rPr>
-        <w:t xml:space="preserve">Etkinlikte oluşturduğunuz gruplar ve bilimsel karşılıkları Tablo B’de özetlenmiştir.</w:t>
+        <w:t xml:space="preserve">Alifatik hidrokarbonlarda görülen izomerlik türleri Tablo B’de özetlenmiştir.</w:t>
       </w:r>
     </w:p>
     <w:p>
@@ -3728,7 +4266,7 @@
                 <w:rFonts w:ascii="Times New Roman" w:hAnsi="Times New Roman" w:cs="Times New Roman"/>
                 <w:lang w:val="tr-TR"/>
               </w:rPr>
-              <w:t xml:space="preserve">pentan / 2-metilbütan / 2,2-dimetilpropan</w:t>
+              <w:t xml:space="preserve">bütan / 2-metilpropan; 2-metilhekzan / 3-metilhekzan</w:t>
             </w:r>
           </w:p>
         </w:tc>
@@ -3796,7 +4334,7 @@
                 <w:rFonts w:ascii="Times New Roman" w:hAnsi="Times New Roman" w:cs="Times New Roman"/>
                 <w:lang w:val="tr-TR"/>
               </w:rPr>
-              <w:t xml:space="preserve">but-1-en / siklobütan</w:t>
+              <w:t xml:space="preserve">hekz-1-en / siklohekzan</w:t>
             </w:r>
           </w:p>
           <w:p>
@@ -3812,7 +4350,7 @@
                 <w:rFonts w:ascii="Times New Roman" w:hAnsi="Times New Roman" w:cs="Times New Roman"/>
                 <w:lang w:val="tr-TR"/>
               </w:rPr>
-              <w:t xml:space="preserve">pent-1-in / siklopenten</w:t>
+              <w:t xml:space="preserve">but-1-in / siklobüten</w:t>
             </w:r>
           </w:p>
         </w:tc>
@@ -3880,7 +4418,7 @@
                 <w:rFonts w:ascii="Times New Roman" w:hAnsi="Times New Roman" w:cs="Times New Roman"/>
                 <w:lang w:val="tr-TR"/>
               </w:rPr>
-              <w:t xml:space="preserve">but-1-en / but-2-en</w:t>
+              <w:t xml:space="preserve">hekz-1-en / hekz-2-en</w:t>
             </w:r>
           </w:p>
           <w:p>
@@ -3896,7 +4434,7 @@
                 <w:rFonts w:ascii="Times New Roman" w:hAnsi="Times New Roman" w:cs="Times New Roman"/>
                 <w:lang w:val="tr-TR"/>
               </w:rPr>
-              <w:t xml:space="preserve">pent-1-in / pent-2-in</w:t>
+              <w:t xml:space="preserve">but-1-in / but-2-in</w:t>
             </w:r>
           </w:p>
         </w:tc>
@@ -3964,7 +4502,7 @@
                 <w:rFonts w:ascii="Times New Roman" w:hAnsi="Times New Roman" w:cs="Times New Roman"/>
                 <w:lang w:val="tr-TR"/>
               </w:rPr>
-              <w:t xml:space="preserve">cis-but-2-en / trans-but-2-en</w:t>
+              <w:t xml:space="preserve">cis-hekz-3-en / trans-hekz-3-en</w:t>
             </w:r>
           </w:p>
         </w:tc>
@@ -4019,10 +4557,10 @@
       <w:r>
         <w:rPr>
           <w:rFonts w:ascii="Times New Roman" w:hAnsi="Times New Roman" w:cs="Times New Roman"/>
+          <w:lang w:val="tr-TR"/>
           <w:vertAlign w:val="subscript"/>
-          <w:lang w:val="tr-TR"/>
-        </w:rPr>
-        <w:t xml:space="preserve">4</w:t>
+        </w:rPr>
+        <w:t xml:space="preserve">5</w:t>
       </w:r>
       <w:r>
         <w:rPr>
@@ -4034,17 +4572,17 @@
       <w:r>
         <w:rPr>
           <w:rFonts w:ascii="Times New Roman" w:hAnsi="Times New Roman" w:cs="Times New Roman"/>
+          <w:lang w:val="tr-TR"/>
           <w:vertAlign w:val="subscript"/>
-          <w:lang w:val="tr-TR"/>
-        </w:rPr>
-        <w:t xml:space="preserve">8</w:t>
-      </w:r>
-      <w:r>
-        <w:rPr>
-          <w:rFonts w:ascii="Times New Roman" w:hAnsi="Times New Roman" w:cs="Times New Roman"/>
-          <w:lang w:val="tr-TR"/>
-        </w:rPr>
-        <w:t xml:space="preserve"> olan alifatik hidrokarbonların bütün izomerlerini belirleyiniz. İzomerleri, aralarındaki izomerlik türüne göre ilişkilendiriniz.</w:t>
+        </w:rPr>
+        <w:t xml:space="preserve">10</w:t>
+      </w:r>
+      <w:r>
+        <w:rPr>
+          <w:rFonts w:ascii="Times New Roman" w:hAnsi="Times New Roman" w:cs="Times New Roman"/>
+          <w:lang w:val="tr-TR"/>
+        </w:rPr>
+        <w:t xml:space="preserve"> olan alkenlerin bütün izomerlerini belirleyiniz. İzomerleri, aralarındaki izomerlik türüne göre ilişkilendiriniz. Bu alkenlerin halkalı bir izomerine de örnek veriniz.</w:t>
       </w:r>
     </w:p>
     <w:p>
@@ -4083,10 +4621,10 @@
       <w:r>
         <w:rPr>
           <w:rFonts w:ascii="Times New Roman" w:hAnsi="Times New Roman" w:cs="Times New Roman"/>
+          <w:lang w:val="tr-TR"/>
           <w:vertAlign w:val="subscript"/>
-          <w:lang w:val="tr-TR"/>
-        </w:rPr>
-        <w:t xml:space="preserve">4</w:t>
+        </w:rPr>
+        <w:t xml:space="preserve">5</w:t>
       </w:r>
       <w:r>
         <w:rPr>
@@ -4098,10 +4636,10 @@
       <w:r>
         <w:rPr>
           <w:rFonts w:ascii="Times New Roman" w:hAnsi="Times New Roman" w:cs="Times New Roman"/>
+          <w:lang w:val="tr-TR"/>
           <w:vertAlign w:val="subscript"/>
-          <w:lang w:val="tr-TR"/>
-        </w:rPr>
-        <w:t xml:space="preserve">8</w:t>
+        </w:rPr>
+        <w:t xml:space="preserve">10</w:t>
       </w:r>
       <w:r>
         <w:rPr>
@@ -4113,8 +4651,8 @@
       <w:r>
         <w:rPr>
           <w:rFonts w:ascii="Times New Roman" w:hAnsi="Times New Roman" w:cs="Times New Roman"/>
+          <w:lang w:val="tr-TR"/>
           <w:vertAlign w:val="subscript"/>
-          <w:lang w:val="tr-TR"/>
         </w:rPr>
         <w:t xml:space="preserve">n</w:t>
       </w:r>
@@ -4128,8 +4666,8 @@
       <w:r>
         <w:rPr>
           <w:rFonts w:ascii="Times New Roman" w:hAnsi="Times New Roman" w:cs="Times New Roman"/>
+          <w:lang w:val="tr-TR"/>
           <w:vertAlign w:val="subscript"/>
-          <w:lang w:val="tr-TR"/>
         </w:rPr>
         <w:t xml:space="preserve">2n</w:t>
       </w:r>
@@ -4138,7 +4676,7 @@
           <w:rFonts w:ascii="Times New Roman" w:hAnsi="Times New Roman" w:cs="Times New Roman"/>
           <w:lang w:val="tr-TR"/>
         </w:rPr>
-        <w:t xml:space="preserve"> genel formülüne uyar. Bu genel formül hem alkenlere hem de sikloalkanlara aittir. Önce dört karbonlu açık zincirlerde çift bağın yerleştirilebileceği konumlar, sonra halkalı yapılar düşünülür.</w:t>
+        <w:t xml:space="preserve"> genel formülüne uyar. Bu genel formül hem alkenlere hem de sikloalkanlara aittir. Önce beş karbonlu düz zincirde, sonra dallanmış zincirde çift bağın yerleştirilebileceği konumlar düşünülür.</w:t>
       </w:r>
     </w:p>
     <w:p xmlns:a="http://schemas.openxmlformats.org/drawingml/2006/main" xmlns:pic="http://schemas.openxmlformats.org/drawingml/2006/picture">
@@ -4152,8 +4690,8 @@
       <w:r>
         <w:drawing>
           <wp:inline distT="0" distB="0" distL="0" distR="0">
-            <wp:extent cx="5040000" cy="1841168"/>
-            <wp:docPr id="900006" name="Grafik 900006" descr="C4H8 izomerleri"/>
+            <wp:extent cx="5040000" cy="1463529"/>
+            <wp:docPr id="900006" name="Grafik 900006" descr="C5H10 alkenleri ve siklopentan"/>
             <wp:cNvGraphicFramePr>
               <a:graphicFrameLocks noChangeAspect="1"/>
             </wp:cNvGraphicFramePr>
@@ -4173,7 +4711,7 @@
                   <pic:spPr>
                     <a:xfrm>
                       <a:off x="0" y="0"/>
-                      <a:ext cx="5040000" cy="1841168"/>
+                      <a:ext cx="5040000" cy="1463529"/>
                     </a:xfrm>
                     <a:prstGeom prst="rect">
                       <a:avLst/>
@@ -4204,10 +4742,10 @@
       <w:r>
         <w:rPr>
           <w:rFonts w:ascii="Times New Roman" w:hAnsi="Times New Roman" w:cs="Times New Roman"/>
+          <w:lang w:val="tr-TR"/>
           <w:vertAlign w:val="subscript"/>
-          <w:lang w:val="tr-TR"/>
-        </w:rPr>
-        <w:t xml:space="preserve">4</w:t>
+        </w:rPr>
+        <w:t xml:space="preserve">5</w:t>
       </w:r>
       <w:r>
         <w:rPr>
@@ -4219,17 +4757,17 @@
       <w:r>
         <w:rPr>
           <w:rFonts w:ascii="Times New Roman" w:hAnsi="Times New Roman" w:cs="Times New Roman"/>
+          <w:lang w:val="tr-TR"/>
           <w:vertAlign w:val="subscript"/>
-          <w:lang w:val="tr-TR"/>
-        </w:rPr>
-        <w:t xml:space="preserve">8</w:t>
-      </w:r>
-      <w:r>
-        <w:rPr>
-          <w:rFonts w:ascii="Times New Roman" w:hAnsi="Times New Roman" w:cs="Times New Roman"/>
-          <w:lang w:val="tr-TR"/>
-        </w:rPr>
-        <w:t xml:space="preserve"> kapalı formülüne uyan alifatik hidrokarbonlar</w:t>
+        </w:rPr>
+        <w:t xml:space="preserve">10</w:t>
+      </w:r>
+      <w:r>
+        <w:rPr>
+          <w:rFonts w:ascii="Times New Roman" w:hAnsi="Times New Roman" w:cs="Times New Roman"/>
+          <w:lang w:val="tr-TR"/>
+        </w:rPr>
+        <w:t xml:space="preserve"> kapalı formülüne uyan alkenler ve halkalı bir izomer</w:t>
       </w:r>
     </w:p>
     <w:p>
@@ -4250,13 +4788,13 @@
           <w:rFonts w:ascii="Times New Roman" w:hAnsi="Times New Roman" w:cs="Times New Roman"/>
           <w:lang w:val="tr-TR"/>
         </w:rPr>
-        <w:t xml:space="preserve">Düz zincirde çift bağ birinci ya da ikinci karbon atomundan başlayabilir: but-1-en (1) ve but-2-en. But-2-en’de çift bağlı karbon atomlarının her birinde farklı iki grup (H ve CH</w:t>
-      </w:r>
-      <w:r>
-        <w:rPr>
-          <w:rFonts w:ascii="Times New Roman" w:hAnsi="Times New Roman" w:cs="Times New Roman"/>
+        <w:t xml:space="preserve">Düz zincirde çift bağ birinci ya da ikinci karbon atomundan başlayabilir: pent-1-en (1) ve pent-2-en. Pent-2-ende çift bağlı karbon atomlarının birinde H ve CH</w:t>
+      </w:r>
+      <w:r>
+        <w:rPr>
+          <w:rFonts w:ascii="Times New Roman" w:hAnsi="Times New Roman" w:cs="Times New Roman"/>
+          <w:lang w:val="tr-TR"/>
           <w:vertAlign w:val="subscript"/>
-          <w:lang w:val="tr-TR"/>
         </w:rPr>
         <w:t xml:space="preserve">3</w:t>
       </w:r>
@@ -4265,7 +4803,37 @@
           <w:rFonts w:ascii="Times New Roman" w:hAnsi="Times New Roman" w:cs="Times New Roman"/>
           <w:lang w:val="tr-TR"/>
         </w:rPr>
-        <w:t xml:space="preserve">) bulunduğundan cis (2) ve trans (3) izomerleri vardır.</w:t>
+        <w:t xml:space="preserve">, diğerinde H ve C</w:t>
+      </w:r>
+      <w:r>
+        <w:rPr>
+          <w:rFonts w:ascii="Times New Roman" w:hAnsi="Times New Roman" w:cs="Times New Roman"/>
+          <w:lang w:val="tr-TR"/>
+          <w:vertAlign w:val="subscript"/>
+        </w:rPr>
+        <w:t xml:space="preserve">2</w:t>
+      </w:r>
+      <w:r>
+        <w:rPr>
+          <w:rFonts w:ascii="Times New Roman" w:hAnsi="Times New Roman" w:cs="Times New Roman"/>
+          <w:lang w:val="tr-TR"/>
+        </w:rPr>
+        <w:t xml:space="preserve">H</w:t>
+      </w:r>
+      <w:r>
+        <w:rPr>
+          <w:rFonts w:ascii="Times New Roman" w:hAnsi="Times New Roman" w:cs="Times New Roman"/>
+          <w:lang w:val="tr-TR"/>
+          <w:vertAlign w:val="subscript"/>
+        </w:rPr>
+        <w:t xml:space="preserve">5</w:t>
+      </w:r>
+      <w:r>
+        <w:rPr>
+          <w:rFonts w:ascii="Times New Roman" w:hAnsi="Times New Roman" w:cs="Times New Roman"/>
+          <w:lang w:val="tr-TR"/>
+        </w:rPr>
+        <w:t xml:space="preserve"> grupları bulunduğundan cis (2) ve trans (3) izomerleri vardır.</w:t>
       </w:r>
     </w:p>
     <w:p>
@@ -4286,7 +4854,7 @@
           <w:rFonts w:ascii="Times New Roman" w:hAnsi="Times New Roman" w:cs="Times New Roman"/>
           <w:lang w:val="tr-TR"/>
         </w:rPr>
-        <w:t xml:space="preserve">Dallanmış zincirde tek bir alken yazılabilir: 2-metilpropen (4).</w:t>
+        <w:t xml:space="preserve">Dallanmış zincirde (2-metilbütan iskeleti) üç alken yazılabilir: 2-metilbut-1-en (4), 3-metilbut-1-en (5) ve 2-metilbut-2-en (6). Bu alkenlerin her birinde çift bağlı karbon atomlarından birine aynı iki grup bağlı olduğundan cis-trans izomerliği görülmez.</w:t>
       </w:r>
     </w:p>
     <w:p>
@@ -4307,7 +4875,7 @@
           <w:rFonts w:ascii="Times New Roman" w:hAnsi="Times New Roman" w:cs="Times New Roman"/>
           <w:lang w:val="tr-TR"/>
         </w:rPr>
-        <w:t xml:space="preserve">Halkalı yapılar: dört üyeli halka siklobütan (5), üç üyeli halkaya bir metil grubu bağlı metilsiklopropan (6).</w:t>
+        <w:t xml:space="preserve">Halkalı izomerlere örnek olarak beş üyeli halkadan oluşan siklopentan (7) verilebilir. Metilsiklobütan gibi başka halkalı yapılar da yazılabilir.</w:t>
       </w:r>
     </w:p>
     <w:p>
@@ -4328,15 +4896,15 @@
           <w:rFonts w:ascii="Times New Roman" w:hAnsi="Times New Roman" w:cs="Times New Roman"/>
           <w:lang w:val="tr-TR"/>
         </w:rPr>
-        <w:t xml:space="preserve">İlişkiler: 1 ile 2 ya da 1 ile 3 konum izomeridir; 2 ile 3 cis-trans izomeridir; 1, 2 ve 3 ile 4 zincir-dallanma izomeridir; alkenlerin (1-4) her biri ile halkalı yapılar (5, 6) zincir-halka izomeridir. Buna göre C</w:t>
-      </w:r>
-      <w:r>
-        <w:rPr>
-          <w:rFonts w:ascii="Times New Roman" w:hAnsi="Times New Roman" w:cs="Times New Roman"/>
+        <w:t xml:space="preserve">İlişkiler: 1 ile 2 ya da 1 ile 3 konum izomeridir; 2 ile 3 cis-trans izomeridir; 4, 5 ve 6 kendi aralarında konum izomeridir; düz zincirli alkenlerin (1-3) her biri ile dallanmış alkenler (4-6) zincir-dallanma izomeridir; alkenlerin (1-6) her biri ile 7 zincir-halka izomeridir. Buna göre C</w:t>
+      </w:r>
+      <w:r>
+        <w:rPr>
+          <w:rFonts w:ascii="Times New Roman" w:hAnsi="Times New Roman" w:cs="Times New Roman"/>
+          <w:lang w:val="tr-TR"/>
           <w:vertAlign w:val="subscript"/>
-          <w:lang w:val="tr-TR"/>
-        </w:rPr>
-        <w:t xml:space="preserve">4</w:t>
+        </w:rPr>
+        <w:t xml:space="preserve">5</w:t>
       </w:r>
       <w:r>
         <w:rPr>
@@ -4348,17 +4916,17 @@
       <w:r>
         <w:rPr>
           <w:rFonts w:ascii="Times New Roman" w:hAnsi="Times New Roman" w:cs="Times New Roman"/>
+          <w:lang w:val="tr-TR"/>
           <w:vertAlign w:val="subscript"/>
-          <w:lang w:val="tr-TR"/>
-        </w:rPr>
-        <w:t xml:space="preserve">8</w:t>
-      </w:r>
-      <w:r>
-        <w:rPr>
-          <w:rFonts w:ascii="Times New Roman" w:hAnsi="Times New Roman" w:cs="Times New Roman"/>
-          <w:lang w:val="tr-TR"/>
-        </w:rPr>
-        <w:t xml:space="preserve"> kapalı formülüne uyan altı alifatik hidrokarbon vardır.</w:t>
+        </w:rPr>
+        <w:t xml:space="preserve">10</w:t>
+      </w:r>
+      <w:r>
+        <w:rPr>
+          <w:rFonts w:ascii="Times New Roman" w:hAnsi="Times New Roman" w:cs="Times New Roman"/>
+          <w:lang w:val="tr-TR"/>
+        </w:rPr>
+        <w:t xml:space="preserve"> kapalı formülüne uyan altı alken vardır.</w:t>
       </w:r>
     </w:p>
     <w:p>
@@ -4503,8 +5071,8 @@
       <w:r>
         <w:rPr>
           <w:rFonts w:ascii="Times New Roman" w:hAnsi="Times New Roman" w:cs="Times New Roman"/>
+          <w:lang w:val="tr-TR"/>
           <w:vertAlign w:val="subscript"/>
-          <w:lang w:val="tr-TR"/>
         </w:rPr>
         <w:t xml:space="preserve">3</w:t>
       </w:r>
@@ -4513,13 +5081,58 @@
           <w:rFonts w:ascii="Times New Roman" w:hAnsi="Times New Roman" w:cs="Times New Roman"/>
           <w:lang w:val="tr-TR"/>
         </w:rPr>
-        <w:t xml:space="preserve">–CH=CH–CH</w:t>
-      </w:r>
-      <w:r>
-        <w:rPr>
-          <w:rFonts w:ascii="Times New Roman" w:hAnsi="Times New Roman" w:cs="Times New Roman"/>
+        <w:t xml:space="preserve">–CH=CH–CH(CH</w:t>
+      </w:r>
+      <w:r>
+        <w:rPr>
+          <w:rFonts w:ascii="Times New Roman" w:hAnsi="Times New Roman" w:cs="Times New Roman"/>
+          <w:lang w:val="tr-TR"/>
           <w:vertAlign w:val="subscript"/>
-          <w:lang w:val="tr-TR"/>
+        </w:rPr>
+        <w:t xml:space="preserve">3</w:t>
+      </w:r>
+      <w:r>
+        <w:rPr>
+          <w:rFonts w:ascii="Times New Roman" w:hAnsi="Times New Roman" w:cs="Times New Roman"/>
+          <w:lang w:val="tr-TR"/>
+        </w:rPr>
+        <w:t xml:space="preserve">)–CH</w:t>
+      </w:r>
+      <w:r>
+        <w:rPr>
+          <w:rFonts w:ascii="Times New Roman" w:hAnsi="Times New Roman" w:cs="Times New Roman"/>
+          <w:lang w:val="tr-TR"/>
+          <w:vertAlign w:val="subscript"/>
+        </w:rPr>
+        <w:t xml:space="preserve">3</w:t>
+      </w:r>
+      <w:r>
+        <w:rPr>
+          <w:rFonts w:ascii="Times New Roman" w:hAnsi="Times New Roman" w:cs="Times New Roman"/>
+          <w:lang w:val="tr-TR"/>
+        </w:rPr>
+        <w:t xml:space="preserve"> (4-metilpent-2-en)      II. (CH</w:t>
+      </w:r>
+      <w:r>
+        <w:rPr>
+          <w:rFonts w:ascii="Times New Roman" w:hAnsi="Times New Roman" w:cs="Times New Roman"/>
+          <w:lang w:val="tr-TR"/>
+          <w:vertAlign w:val="subscript"/>
+        </w:rPr>
+        <w:t xml:space="preserve">3</w:t>
+      </w:r>
+      <w:r>
+        <w:rPr>
+          <w:rFonts w:ascii="Times New Roman" w:hAnsi="Times New Roman" w:cs="Times New Roman"/>
+          <w:lang w:val="tr-TR"/>
+        </w:rPr>
+        <w:t xml:space="preserve">)</w:t>
+      </w:r>
+      <w:r>
+        <w:rPr>
+          <w:rFonts w:ascii="Times New Roman" w:hAnsi="Times New Roman" w:cs="Times New Roman"/>
+          <w:lang w:val="tr-TR"/>
+          <w:vertAlign w:val="subscript"/>
         </w:rPr>
         <w:t xml:space="preserve">2</w:t>
       </w:r>
@@ -4528,13 +5141,13 @@
           <w:rFonts w:ascii="Times New Roman" w:hAnsi="Times New Roman" w:cs="Times New Roman"/>
           <w:lang w:val="tr-TR"/>
         </w:rPr>
-        <w:t xml:space="preserve">–CH</w:t>
-      </w:r>
-      <w:r>
-        <w:rPr>
-          <w:rFonts w:ascii="Times New Roman" w:hAnsi="Times New Roman" w:cs="Times New Roman"/>
+        <w:t xml:space="preserve">C=C(CH</w:t>
+      </w:r>
+      <w:r>
+        <w:rPr>
+          <w:rFonts w:ascii="Times New Roman" w:hAnsi="Times New Roman" w:cs="Times New Roman"/>
+          <w:lang w:val="tr-TR"/>
           <w:vertAlign w:val="subscript"/>
-          <w:lang w:val="tr-TR"/>
         </w:rPr>
         <w:t xml:space="preserve">3</w:t>
       </w:r>
@@ -4543,13 +5156,58 @@
           <w:rFonts w:ascii="Times New Roman" w:hAnsi="Times New Roman" w:cs="Times New Roman"/>
           <w:lang w:val="tr-TR"/>
         </w:rPr>
-        <w:t xml:space="preserve"> (pent-2-en)      II. (CH</w:t>
-      </w:r>
-      <w:r>
-        <w:rPr>
-          <w:rFonts w:ascii="Times New Roman" w:hAnsi="Times New Roman" w:cs="Times New Roman"/>
+        <w:t xml:space="preserve">)</w:t>
+      </w:r>
+      <w:r>
+        <w:rPr>
+          <w:rFonts w:ascii="Times New Roman" w:hAnsi="Times New Roman" w:cs="Times New Roman"/>
+          <w:lang w:val="tr-TR"/>
           <w:vertAlign w:val="subscript"/>
-          <w:lang w:val="tr-TR"/>
+        </w:rPr>
+        <w:t xml:space="preserve">2</w:t>
+      </w:r>
+      <w:r>
+        <w:rPr>
+          <w:rFonts w:ascii="Times New Roman" w:hAnsi="Times New Roman" w:cs="Times New Roman"/>
+          <w:lang w:val="tr-TR"/>
+        </w:rPr>
+        <w:t xml:space="preserve"> (2,3-dimetilbut-2-en)      III. CH</w:t>
+      </w:r>
+      <w:r>
+        <w:rPr>
+          <w:rFonts w:ascii="Times New Roman" w:hAnsi="Times New Roman" w:cs="Times New Roman"/>
+          <w:lang w:val="tr-TR"/>
+          <w:vertAlign w:val="subscript"/>
+        </w:rPr>
+        <w:t xml:space="preserve">2</w:t>
+      </w:r>
+      <w:r>
+        <w:rPr>
+          <w:rFonts w:ascii="Times New Roman" w:hAnsi="Times New Roman" w:cs="Times New Roman"/>
+          <w:lang w:val="tr-TR"/>
+        </w:rPr>
+        <w:t xml:space="preserve">=CH–CH</w:t>
+      </w:r>
+      <w:r>
+        <w:rPr>
+          <w:rFonts w:ascii="Times New Roman" w:hAnsi="Times New Roman" w:cs="Times New Roman"/>
+          <w:lang w:val="tr-TR"/>
+          <w:vertAlign w:val="subscript"/>
+        </w:rPr>
+        <w:t xml:space="preserve">2</w:t>
+      </w:r>
+      <w:r>
+        <w:rPr>
+          <w:rFonts w:ascii="Times New Roman" w:hAnsi="Times New Roman" w:cs="Times New Roman"/>
+          <w:lang w:val="tr-TR"/>
+        </w:rPr>
+        <w:t xml:space="preserve">–CH(CH</w:t>
+      </w:r>
+      <w:r>
+        <w:rPr>
+          <w:rFonts w:ascii="Times New Roman" w:hAnsi="Times New Roman" w:cs="Times New Roman"/>
+          <w:lang w:val="tr-TR"/>
+          <w:vertAlign w:val="subscript"/>
         </w:rPr>
         <w:t xml:space="preserve">3</w:t>
       </w:r>
@@ -4558,28 +5216,13 @@
           <w:rFonts w:ascii="Times New Roman" w:hAnsi="Times New Roman" w:cs="Times New Roman"/>
           <w:lang w:val="tr-TR"/>
         </w:rPr>
-        <w:t xml:space="preserve">)</w:t>
-      </w:r>
-      <w:r>
-        <w:rPr>
-          <w:rFonts w:ascii="Times New Roman" w:hAnsi="Times New Roman" w:cs="Times New Roman"/>
+        <w:t xml:space="preserve">)–CH</w:t>
+      </w:r>
+      <w:r>
+        <w:rPr>
+          <w:rFonts w:ascii="Times New Roman" w:hAnsi="Times New Roman" w:cs="Times New Roman"/>
+          <w:lang w:val="tr-TR"/>
           <w:vertAlign w:val="subscript"/>
-          <w:lang w:val="tr-TR"/>
-        </w:rPr>
-        <w:t xml:space="preserve">2</w:t>
-      </w:r>
-      <w:r>
-        <w:rPr>
-          <w:rFonts w:ascii="Times New Roman" w:hAnsi="Times New Roman" w:cs="Times New Roman"/>
-          <w:lang w:val="tr-TR"/>
-        </w:rPr>
-        <w:t xml:space="preserve">C=CH–CH</w:t>
-      </w:r>
-      <w:r>
-        <w:rPr>
-          <w:rFonts w:ascii="Times New Roman" w:hAnsi="Times New Roman" w:cs="Times New Roman"/>
-          <w:vertAlign w:val="subscript"/>
-          <w:lang w:val="tr-TR"/>
         </w:rPr>
         <w:t xml:space="preserve">3</w:t>
       </w:r>
@@ -4588,52 +5231,7 @@
           <w:rFonts w:ascii="Times New Roman" w:hAnsi="Times New Roman" w:cs="Times New Roman"/>
           <w:lang w:val="tr-TR"/>
         </w:rPr>
-        <w:t xml:space="preserve"> (2-metilbut-2-en)      III. CH</w:t>
-      </w:r>
-      <w:r>
-        <w:rPr>
-          <w:rFonts w:ascii="Times New Roman" w:hAnsi="Times New Roman" w:cs="Times New Roman"/>
-          <w:vertAlign w:val="subscript"/>
-          <w:lang w:val="tr-TR"/>
-        </w:rPr>
-        <w:t xml:space="preserve">2</w:t>
-      </w:r>
-      <w:r>
-        <w:rPr>
-          <w:rFonts w:ascii="Times New Roman" w:hAnsi="Times New Roman" w:cs="Times New Roman"/>
-          <w:lang w:val="tr-TR"/>
-        </w:rPr>
-        <w:t xml:space="preserve">=CH–CH</w:t>
-      </w:r>
-      <w:r>
-        <w:rPr>
-          <w:rFonts w:ascii="Times New Roman" w:hAnsi="Times New Roman" w:cs="Times New Roman"/>
-          <w:vertAlign w:val="subscript"/>
-          <w:lang w:val="tr-TR"/>
-        </w:rPr>
-        <w:t xml:space="preserve">2</w:t>
-      </w:r>
-      <w:r>
-        <w:rPr>
-          <w:rFonts w:ascii="Times New Roman" w:hAnsi="Times New Roman" w:cs="Times New Roman"/>
-          <w:lang w:val="tr-TR"/>
-        </w:rPr>
-        <w:t xml:space="preserve">–CH</w:t>
-      </w:r>
-      <w:r>
-        <w:rPr>
-          <w:rFonts w:ascii="Times New Roman" w:hAnsi="Times New Roman" w:cs="Times New Roman"/>
-          <w:vertAlign w:val="subscript"/>
-          <w:lang w:val="tr-TR"/>
-        </w:rPr>
-        <w:t xml:space="preserve">3</w:t>
-      </w:r>
-      <w:r>
-        <w:rPr>
-          <w:rFonts w:ascii="Times New Roman" w:hAnsi="Times New Roman" w:cs="Times New Roman"/>
-          <w:lang w:val="tr-TR"/>
-        </w:rPr>
-        <w:t xml:space="preserve"> (but-1-en)</w:t>
+        <w:t xml:space="preserve"> (4-metilpent-1-en)</w:t>
       </w:r>
     </w:p>
     <w:p>
@@ -4672,8 +5270,8 @@
       <w:r>
         <w:rPr>
           <w:rFonts w:ascii="Times New Roman" w:hAnsi="Times New Roman" w:cs="Times New Roman"/>
+          <w:lang w:val="tr-TR"/>
           <w:vertAlign w:val="subscript"/>
-          <w:lang w:val="tr-TR"/>
         </w:rPr>
         <w:t xml:space="preserve">3</w:t>
       </w:r>
@@ -4682,30 +5280,30 @@
           <w:rFonts w:ascii="Times New Roman" w:hAnsi="Times New Roman" w:cs="Times New Roman"/>
           <w:lang w:val="tr-TR"/>
         </w:rPr>
-        <w:t xml:space="preserve">, diğer karbonunda H ve CH</w:t>
-      </w:r>
-      <w:r>
-        <w:rPr>
-          <w:rFonts w:ascii="Times New Roman" w:hAnsi="Times New Roman" w:cs="Times New Roman"/>
+        <w:t xml:space="preserve">, diğer karbonunda H ve CH(CH</w:t>
+      </w:r>
+      <w:r>
+        <w:rPr>
+          <w:rFonts w:ascii="Times New Roman" w:hAnsi="Times New Roman" w:cs="Times New Roman"/>
+          <w:lang w:val="tr-TR"/>
           <w:vertAlign w:val="subscript"/>
-          <w:lang w:val="tr-TR"/>
+        </w:rPr>
+        <w:t xml:space="preserve">3</w:t>
+      </w:r>
+      <w:r>
+        <w:rPr>
+          <w:rFonts w:ascii="Times New Roman" w:hAnsi="Times New Roman" w:cs="Times New Roman"/>
+          <w:lang w:val="tr-TR"/>
+        </w:rPr>
+        <w:t xml:space="preserve">)</w:t>
+      </w:r>
+      <w:r>
+        <w:rPr>
+          <w:rFonts w:ascii="Times New Roman" w:hAnsi="Times New Roman" w:cs="Times New Roman"/>
+          <w:lang w:val="tr-TR"/>
+          <w:vertAlign w:val="subscript"/>
         </w:rPr>
         <w:t xml:space="preserve">2</w:t>
-      </w:r>
-      <w:r>
-        <w:rPr>
-          <w:rFonts w:ascii="Times New Roman" w:hAnsi="Times New Roman" w:cs="Times New Roman"/>
-          <w:lang w:val="tr-TR"/>
-        </w:rPr>
-        <w:t xml:space="preserve">CH</w:t>
-      </w:r>
-      <w:r>
-        <w:rPr>
-          <w:rFonts w:ascii="Times New Roman" w:hAnsi="Times New Roman" w:cs="Times New Roman"/>
-          <w:vertAlign w:val="subscript"/>
-          <w:lang w:val="tr-TR"/>
-        </w:rPr>
-        <w:t xml:space="preserve">3</w:t>
       </w:r>
       <w:r>
         <w:rPr>
@@ -4728,13 +5326,13 @@
           <w:rFonts w:ascii="Times New Roman" w:hAnsi="Times New Roman" w:cs="Times New Roman"/>
           <w:lang w:val="tr-TR"/>
         </w:rPr>
-        <w:t xml:space="preserve">II. Çift bağın birinci karbonuna iki CH</w:t>
-      </w:r>
-      <w:r>
-        <w:rPr>
-          <w:rFonts w:ascii="Times New Roman" w:hAnsi="Times New Roman" w:cs="Times New Roman"/>
+        <w:t xml:space="preserve">II. Çift bağı oluşturan iki karbon atomunun her birine iki CH</w:t>
+      </w:r>
+      <w:r>
+        <w:rPr>
+          <w:rFonts w:ascii="Times New Roman" w:hAnsi="Times New Roman" w:cs="Times New Roman"/>
+          <w:lang w:val="tr-TR"/>
           <w:vertAlign w:val="subscript"/>
-          <w:lang w:val="tr-TR"/>
         </w:rPr>
         <w:t xml:space="preserve">3</w:t>
       </w:r>
@@ -5311,10 +5909,10 @@
       <w:r>
         <w:rPr>
           <w:rFonts w:ascii="Times New Roman" w:hAnsi="Times New Roman" w:cs="Times New Roman"/>
+          <w:lang w:val="tr-TR"/>
           <w:vertAlign w:val="subscript"/>
-          <w:lang w:val="tr-TR"/>
-        </w:rPr>
-        <w:t xml:space="preserve">6</w:t>
+        </w:rPr>
+        <w:t xml:space="preserve">7</w:t>
       </w:r>
       <w:r>
         <w:rPr>
@@ -5326,17 +5924,17 @@
       <w:r>
         <w:rPr>
           <w:rFonts w:ascii="Times New Roman" w:hAnsi="Times New Roman" w:cs="Times New Roman"/>
+          <w:lang w:val="tr-TR"/>
           <w:vertAlign w:val="subscript"/>
-          <w:lang w:val="tr-TR"/>
-        </w:rPr>
-        <w:t xml:space="preserve">14</w:t>
-      </w:r>
-      <w:r>
-        <w:rPr>
-          <w:rFonts w:ascii="Times New Roman" w:hAnsi="Times New Roman" w:cs="Times New Roman"/>
-          <w:lang w:val="tr-TR"/>
-        </w:rPr>
-        <w:t xml:space="preserve"> olan beş izomerin yarı açık formüllerini çiziniz. Bu izomerler arasında hangi izomerlik türü vardır?</w:t>
+        </w:rPr>
+        <w:t xml:space="preserve">16</w:t>
+      </w:r>
+      <w:r>
+        <w:rPr>
+          <w:rFonts w:ascii="Times New Roman" w:hAnsi="Times New Roman" w:cs="Times New Roman"/>
+          <w:lang w:val="tr-TR"/>
+        </w:rPr>
+        <w:t xml:space="preserve"> olan ve ana zinciri beş karbon atomlu olan beş izomerin yarı açık formüllerini çiziniz. Bu izomerler arasında hangi izomerlik türü vardır?</w:t>
       </w:r>
     </w:p>
     <w:tbl>
@@ -5450,8 +6048,8 @@
             <w:r>
               <w:rPr>
                 <w:rFonts w:ascii="Times New Roman" w:hAnsi="Times New Roman" w:cs="Times New Roman"/>
+                <w:lang w:val="tr-TR"/>
                 <w:vertAlign w:val="subscript"/>
-                <w:lang w:val="tr-TR"/>
               </w:rPr>
               <w:t xml:space="preserve">2</w:t>
             </w:r>
@@ -5465,8 +6063,8 @@
             <w:r>
               <w:rPr>
                 <w:rFonts w:ascii="Times New Roman" w:hAnsi="Times New Roman" w:cs="Times New Roman"/>
+                <w:lang w:val="tr-TR"/>
                 <w:vertAlign w:val="subscript"/>
-                <w:lang w:val="tr-TR"/>
               </w:rPr>
               <w:t xml:space="preserve">2</w:t>
             </w:r>
@@ -5480,8 +6078,53 @@
             <w:r>
               <w:rPr>
                 <w:rFonts w:ascii="Times New Roman" w:hAnsi="Times New Roman" w:cs="Times New Roman"/>
+                <w:lang w:val="tr-TR"/>
                 <w:vertAlign w:val="subscript"/>
-                <w:lang w:val="tr-TR"/>
+              </w:rPr>
+              <w:t xml:space="preserve">2</w:t>
+            </w:r>
+            <w:r>
+              <w:rPr>
+                <w:rFonts w:ascii="Times New Roman" w:hAnsi="Times New Roman" w:cs="Times New Roman"/>
+                <w:lang w:val="tr-TR"/>
+              </w:rPr>
+              <w:t xml:space="preserve">–CH</w:t>
+            </w:r>
+            <w:r>
+              <w:rPr>
+                <w:rFonts w:ascii="Times New Roman" w:hAnsi="Times New Roman" w:cs="Times New Roman"/>
+                <w:lang w:val="tr-TR"/>
+                <w:vertAlign w:val="subscript"/>
+              </w:rPr>
+              <w:t xml:space="preserve">2</w:t>
+            </w:r>
+            <w:r>
+              <w:rPr>
+                <w:rFonts w:ascii="Times New Roman" w:hAnsi="Times New Roman" w:cs="Times New Roman"/>
+                <w:lang w:val="tr-TR"/>
+              </w:rPr>
+              <w:t xml:space="preserve">–CH</w:t>
+            </w:r>
+            <w:r>
+              <w:rPr>
+                <w:rFonts w:ascii="Times New Roman" w:hAnsi="Times New Roman" w:cs="Times New Roman"/>
+                <w:lang w:val="tr-TR"/>
+                <w:vertAlign w:val="subscript"/>
+              </w:rPr>
+              <w:t xml:space="preserve">2</w:t>
+            </w:r>
+            <w:r>
+              <w:rPr>
+                <w:rFonts w:ascii="Times New Roman" w:hAnsi="Times New Roman" w:cs="Times New Roman"/>
+                <w:lang w:val="tr-TR"/>
+              </w:rPr>
+              <w:t xml:space="preserve">–CH</w:t>
+            </w:r>
+            <w:r>
+              <w:rPr>
+                <w:rFonts w:ascii="Times New Roman" w:hAnsi="Times New Roman" w:cs="Times New Roman"/>
+                <w:lang w:val="tr-TR"/>
+                <w:vertAlign w:val="subscript"/>
               </w:rPr>
               <w:t xml:space="preserve">3</w:t>
             </w:r>
@@ -5521,13 +6164,13 @@
                 <w:rFonts w:ascii="Times New Roman" w:hAnsi="Times New Roman" w:cs="Times New Roman"/>
                 <w:lang w:val="tr-TR"/>
               </w:rPr>
-              <w:t xml:space="preserve">siklobütan (dört CH</w:t>
-            </w:r>
-            <w:r>
-              <w:rPr>
-                <w:rFonts w:ascii="Times New Roman" w:hAnsi="Times New Roman" w:cs="Times New Roman"/>
+              <w:t xml:space="preserve">sikloheptan (yedi CH</w:t>
+            </w:r>
+            <w:r>
+              <w:rPr>
+                <w:rFonts w:ascii="Times New Roman" w:hAnsi="Times New Roman" w:cs="Times New Roman"/>
+                <w:lang w:val="tr-TR"/>
                 <w:vertAlign w:val="subscript"/>
-                <w:lang w:val="tr-TR"/>
               </w:rPr>
               <w:t xml:space="preserve">2</w:t>
             </w:r>
@@ -5579,8 +6222,8 @@
             <w:r>
               <w:rPr>
                 <w:rFonts w:ascii="Times New Roman" w:hAnsi="Times New Roman" w:cs="Times New Roman"/>
+                <w:lang w:val="tr-TR"/>
                 <w:vertAlign w:val="subscript"/>
-                <w:lang w:val="tr-TR"/>
               </w:rPr>
               <w:t xml:space="preserve">3</w:t>
             </w:r>
@@ -5594,8 +6237,53 @@
             <w:r>
               <w:rPr>
                 <w:rFonts w:ascii="Times New Roman" w:hAnsi="Times New Roman" w:cs="Times New Roman"/>
+                <w:lang w:val="tr-TR"/>
                 <w:vertAlign w:val="subscript"/>
-                <w:lang w:val="tr-TR"/>
+              </w:rPr>
+              <w:t xml:space="preserve">2</w:t>
+            </w:r>
+            <w:r>
+              <w:rPr>
+                <w:rFonts w:ascii="Times New Roman" w:hAnsi="Times New Roman" w:cs="Times New Roman"/>
+                <w:lang w:val="tr-TR"/>
+              </w:rPr>
+              <w:t xml:space="preserve">–CH</w:t>
+            </w:r>
+            <w:r>
+              <w:rPr>
+                <w:rFonts w:ascii="Times New Roman" w:hAnsi="Times New Roman" w:cs="Times New Roman"/>
+                <w:lang w:val="tr-TR"/>
+                <w:vertAlign w:val="subscript"/>
+              </w:rPr>
+              <w:t xml:space="preserve">2</w:t>
+            </w:r>
+            <w:r>
+              <w:rPr>
+                <w:rFonts w:ascii="Times New Roman" w:hAnsi="Times New Roman" w:cs="Times New Roman"/>
+                <w:lang w:val="tr-TR"/>
+              </w:rPr>
+              <w:t xml:space="preserve">–CH</w:t>
+            </w:r>
+            <w:r>
+              <w:rPr>
+                <w:rFonts w:ascii="Times New Roman" w:hAnsi="Times New Roman" w:cs="Times New Roman"/>
+                <w:lang w:val="tr-TR"/>
+                <w:vertAlign w:val="subscript"/>
+              </w:rPr>
+              <w:t xml:space="preserve">2</w:t>
+            </w:r>
+            <w:r>
+              <w:rPr>
+                <w:rFonts w:ascii="Times New Roman" w:hAnsi="Times New Roman" w:cs="Times New Roman"/>
+                <w:lang w:val="tr-TR"/>
+              </w:rPr>
+              <w:t xml:space="preserve">–CH</w:t>
+            </w:r>
+            <w:r>
+              <w:rPr>
+                <w:rFonts w:ascii="Times New Roman" w:hAnsi="Times New Roman" w:cs="Times New Roman"/>
+                <w:lang w:val="tr-TR"/>
+                <w:vertAlign w:val="subscript"/>
               </w:rPr>
               <w:t xml:space="preserve">3</w:t>
             </w:r>
@@ -5645,8 +6333,8 @@
             <w:r>
               <w:rPr>
                 <w:rFonts w:ascii="Times New Roman" w:hAnsi="Times New Roman" w:cs="Times New Roman"/>
+                <w:lang w:val="tr-TR"/>
                 <w:vertAlign w:val="subscript"/>
-                <w:lang w:val="tr-TR"/>
               </w:rPr>
               <w:t xml:space="preserve">2</w:t>
             </w:r>
@@ -5660,8 +6348,8 @@
             <w:r>
               <w:rPr>
                 <w:rFonts w:ascii="Times New Roman" w:hAnsi="Times New Roman" w:cs="Times New Roman"/>
+                <w:lang w:val="tr-TR"/>
                 <w:vertAlign w:val="subscript"/>
-                <w:lang w:val="tr-TR"/>
               </w:rPr>
               <w:t xml:space="preserve">3</w:t>
             </w:r>
@@ -5675,8 +6363,53 @@
             <w:r>
               <w:rPr>
                 <w:rFonts w:ascii="Times New Roman" w:hAnsi="Times New Roman" w:cs="Times New Roman"/>
+                <w:lang w:val="tr-TR"/>
                 <w:vertAlign w:val="subscript"/>
-                <w:lang w:val="tr-TR"/>
+              </w:rPr>
+              <w:t xml:space="preserve">2</w:t>
+            </w:r>
+            <w:r>
+              <w:rPr>
+                <w:rFonts w:ascii="Times New Roman" w:hAnsi="Times New Roman" w:cs="Times New Roman"/>
+                <w:lang w:val="tr-TR"/>
+              </w:rPr>
+              <w:t xml:space="preserve">–CH</w:t>
+            </w:r>
+            <w:r>
+              <w:rPr>
+                <w:rFonts w:ascii="Times New Roman" w:hAnsi="Times New Roman" w:cs="Times New Roman"/>
+                <w:lang w:val="tr-TR"/>
+                <w:vertAlign w:val="subscript"/>
+              </w:rPr>
+              <w:t xml:space="preserve">2</w:t>
+            </w:r>
+            <w:r>
+              <w:rPr>
+                <w:rFonts w:ascii="Times New Roman" w:hAnsi="Times New Roman" w:cs="Times New Roman"/>
+                <w:lang w:val="tr-TR"/>
+              </w:rPr>
+              <w:t xml:space="preserve">–CH</w:t>
+            </w:r>
+            <w:r>
+              <w:rPr>
+                <w:rFonts w:ascii="Times New Roman" w:hAnsi="Times New Roman" w:cs="Times New Roman"/>
+                <w:lang w:val="tr-TR"/>
+                <w:vertAlign w:val="subscript"/>
+              </w:rPr>
+              <w:t xml:space="preserve">2</w:t>
+            </w:r>
+            <w:r>
+              <w:rPr>
+                <w:rFonts w:ascii="Times New Roman" w:hAnsi="Times New Roman" w:cs="Times New Roman"/>
+                <w:lang w:val="tr-TR"/>
+              </w:rPr>
+              <w:t xml:space="preserve">–CH</w:t>
+            </w:r>
+            <w:r>
+              <w:rPr>
+                <w:rFonts w:ascii="Times New Roman" w:hAnsi="Times New Roman" w:cs="Times New Roman"/>
+                <w:lang w:val="tr-TR"/>
+                <w:vertAlign w:val="subscript"/>
               </w:rPr>
               <w:t xml:space="preserve">3</w:t>
             </w:r>
@@ -5721,8 +6454,8 @@
             <w:r>
               <w:rPr>
                 <w:rFonts w:ascii="Times New Roman" w:hAnsi="Times New Roman" w:cs="Times New Roman"/>
+                <w:lang w:val="tr-TR"/>
                 <w:vertAlign w:val="subscript"/>
-                <w:lang w:val="tr-TR"/>
               </w:rPr>
               <w:t xml:space="preserve">3</w:t>
             </w:r>
@@ -5736,8 +6469,53 @@
             <w:r>
               <w:rPr>
                 <w:rFonts w:ascii="Times New Roman" w:hAnsi="Times New Roman" w:cs="Times New Roman"/>
+                <w:lang w:val="tr-TR"/>
                 <w:vertAlign w:val="subscript"/>
-                <w:lang w:val="tr-TR"/>
+              </w:rPr>
+              <w:t xml:space="preserve">2</w:t>
+            </w:r>
+            <w:r>
+              <w:rPr>
+                <w:rFonts w:ascii="Times New Roman" w:hAnsi="Times New Roman" w:cs="Times New Roman"/>
+                <w:lang w:val="tr-TR"/>
+              </w:rPr>
+              <w:t xml:space="preserve">–CH</w:t>
+            </w:r>
+            <w:r>
+              <w:rPr>
+                <w:rFonts w:ascii="Times New Roman" w:hAnsi="Times New Roman" w:cs="Times New Roman"/>
+                <w:lang w:val="tr-TR"/>
+                <w:vertAlign w:val="subscript"/>
+              </w:rPr>
+              <w:t xml:space="preserve">2</w:t>
+            </w:r>
+            <w:r>
+              <w:rPr>
+                <w:rFonts w:ascii="Times New Roman" w:hAnsi="Times New Roman" w:cs="Times New Roman"/>
+                <w:lang w:val="tr-TR"/>
+              </w:rPr>
+              <w:t xml:space="preserve">–CH</w:t>
+            </w:r>
+            <w:r>
+              <w:rPr>
+                <w:rFonts w:ascii="Times New Roman" w:hAnsi="Times New Roman" w:cs="Times New Roman"/>
+                <w:lang w:val="tr-TR"/>
+                <w:vertAlign w:val="subscript"/>
+              </w:rPr>
+              <w:t xml:space="preserve">2</w:t>
+            </w:r>
+            <w:r>
+              <w:rPr>
+                <w:rFonts w:ascii="Times New Roman" w:hAnsi="Times New Roman" w:cs="Times New Roman"/>
+                <w:lang w:val="tr-TR"/>
+              </w:rPr>
+              <w:t xml:space="preserve">–CH</w:t>
+            </w:r>
+            <w:r>
+              <w:rPr>
+                <w:rFonts w:ascii="Times New Roman" w:hAnsi="Times New Roman" w:cs="Times New Roman"/>
+                <w:lang w:val="tr-TR"/>
+                <w:vertAlign w:val="subscript"/>
               </w:rPr>
               <w:t xml:space="preserve">3</w:t>
             </w:r>
@@ -5782,8 +6560,8 @@
             <w:r>
               <w:rPr>
                 <w:rFonts w:ascii="Times New Roman" w:hAnsi="Times New Roman" w:cs="Times New Roman"/>
+                <w:lang w:val="tr-TR"/>
                 <w:vertAlign w:val="subscript"/>
-                <w:lang w:val="tr-TR"/>
               </w:rPr>
               <w:t xml:space="preserve">2</w:t>
             </w:r>
@@ -5797,8 +6575,8 @@
             <w:r>
               <w:rPr>
                 <w:rFonts w:ascii="Times New Roman" w:hAnsi="Times New Roman" w:cs="Times New Roman"/>
+                <w:lang w:val="tr-TR"/>
                 <w:vertAlign w:val="subscript"/>
-                <w:lang w:val="tr-TR"/>
               </w:rPr>
               <w:t xml:space="preserve">2</w:t>
             </w:r>
@@ -5812,8 +6590,23 @@
             <w:r>
               <w:rPr>
                 <w:rFonts w:ascii="Times New Roman" w:hAnsi="Times New Roman" w:cs="Times New Roman"/>
+                <w:lang w:val="tr-TR"/>
                 <w:vertAlign w:val="subscript"/>
-                <w:lang w:val="tr-TR"/>
+              </w:rPr>
+              <w:t xml:space="preserve">2</w:t>
+            </w:r>
+            <w:r>
+              <w:rPr>
+                <w:rFonts w:ascii="Times New Roman" w:hAnsi="Times New Roman" w:cs="Times New Roman"/>
+                <w:lang w:val="tr-TR"/>
+              </w:rPr>
+              <w:t xml:space="preserve">–CH</w:t>
+            </w:r>
+            <w:r>
+              <w:rPr>
+                <w:rFonts w:ascii="Times New Roman" w:hAnsi="Times New Roman" w:cs="Times New Roman"/>
+                <w:lang w:val="tr-TR"/>
+                <w:vertAlign w:val="subscript"/>
               </w:rPr>
               <w:t xml:space="preserve">3</w:t>
             </w:r>
@@ -5858,7 +6651,7 @@
                 <w:rFonts w:ascii="Times New Roman" w:hAnsi="Times New Roman" w:cs="Times New Roman"/>
                 <w:lang w:val="tr-TR"/>
               </w:rPr>
-              <w:t xml:space="preserve">siklopenten (bir çift bağ içeren beş üyeli halka)</w:t>
+              <w:t xml:space="preserve">siklohekzen (bir çift bağ içeren altı üyeli halka)</w:t>
             </w:r>
           </w:p>
         </w:tc>
@@ -5901,8 +6694,8 @@
             <w:r>
               <w:rPr>
                 <w:rFonts w:ascii="Times New Roman" w:hAnsi="Times New Roman" w:cs="Times New Roman"/>
+                <w:lang w:val="tr-TR"/>
                 <w:vertAlign w:val="subscript"/>
-                <w:lang w:val="tr-TR"/>
               </w:rPr>
               <w:t xml:space="preserve">3</w:t>
             </w:r>
@@ -5916,8 +6709,8 @@
             <w:r>
               <w:rPr>
                 <w:rFonts w:ascii="Times New Roman" w:hAnsi="Times New Roman" w:cs="Times New Roman"/>
+                <w:lang w:val="tr-TR"/>
                 <w:vertAlign w:val="subscript"/>
-                <w:lang w:val="tr-TR"/>
               </w:rPr>
               <w:t xml:space="preserve">2</w:t>
             </w:r>
@@ -5931,8 +6724,23 @@
             <w:r>
               <w:rPr>
                 <w:rFonts w:ascii="Times New Roman" w:hAnsi="Times New Roman" w:cs="Times New Roman"/>
+                <w:lang w:val="tr-TR"/>
                 <w:vertAlign w:val="subscript"/>
-                <w:lang w:val="tr-TR"/>
+              </w:rPr>
+              <w:t xml:space="preserve">2</w:t>
+            </w:r>
+            <w:r>
+              <w:rPr>
+                <w:rFonts w:ascii="Times New Roman" w:hAnsi="Times New Roman" w:cs="Times New Roman"/>
+                <w:lang w:val="tr-TR"/>
+              </w:rPr>
+              <w:t xml:space="preserve">–CH</w:t>
+            </w:r>
+            <w:r>
+              <w:rPr>
+                <w:rFonts w:ascii="Times New Roman" w:hAnsi="Times New Roman" w:cs="Times New Roman"/>
+                <w:lang w:val="tr-TR"/>
+                <w:vertAlign w:val="subscript"/>
               </w:rPr>
               <w:t xml:space="preserve">3</w:t>
             </w:r>
@@ -5977,8 +6785,8 @@
             <w:r>
               <w:rPr>
                 <w:rFonts w:ascii="Times New Roman" w:hAnsi="Times New Roman" w:cs="Times New Roman"/>
+                <w:lang w:val="tr-TR"/>
                 <w:vertAlign w:val="subscript"/>
-                <w:lang w:val="tr-TR"/>
               </w:rPr>
               <w:t xml:space="preserve">3</w:t>
             </w:r>
@@ -5992,8 +6800,8 @@
             <w:r>
               <w:rPr>
                 <w:rFonts w:ascii="Times New Roman" w:hAnsi="Times New Roman" w:cs="Times New Roman"/>
+                <w:lang w:val="tr-TR"/>
                 <w:vertAlign w:val="subscript"/>
-                <w:lang w:val="tr-TR"/>
               </w:rPr>
               <w:t xml:space="preserve">2</w:t>
             </w:r>
@@ -6007,8 +6815,8 @@
             <w:r>
               <w:rPr>
                 <w:rFonts w:ascii="Times New Roman" w:hAnsi="Times New Roman" w:cs="Times New Roman"/>
+                <w:lang w:val="tr-TR"/>
                 <w:vertAlign w:val="subscript"/>
-                <w:lang w:val="tr-TR"/>
               </w:rPr>
               <w:t xml:space="preserve">2</w:t>
             </w:r>
@@ -6022,8 +6830,8 @@
             <w:r>
               <w:rPr>
                 <w:rFonts w:ascii="Times New Roman" w:hAnsi="Times New Roman" w:cs="Times New Roman"/>
+                <w:lang w:val="tr-TR"/>
                 <w:vertAlign w:val="subscript"/>
-                <w:lang w:val="tr-TR"/>
               </w:rPr>
               <w:t xml:space="preserve">2</w:t>
             </w:r>
@@ -6037,8 +6845,53 @@
             <w:r>
               <w:rPr>
                 <w:rFonts w:ascii="Times New Roman" w:hAnsi="Times New Roman" w:cs="Times New Roman"/>
+                <w:lang w:val="tr-TR"/>
                 <w:vertAlign w:val="subscript"/>
-                <w:lang w:val="tr-TR"/>
+              </w:rPr>
+              <w:t xml:space="preserve">2</w:t>
+            </w:r>
+            <w:r>
+              <w:rPr>
+                <w:rFonts w:ascii="Times New Roman" w:hAnsi="Times New Roman" w:cs="Times New Roman"/>
+                <w:lang w:val="tr-TR"/>
+              </w:rPr>
+              <w:t xml:space="preserve">–CH</w:t>
+            </w:r>
+            <w:r>
+              <w:rPr>
+                <w:rFonts w:ascii="Times New Roman" w:hAnsi="Times New Roman" w:cs="Times New Roman"/>
+                <w:lang w:val="tr-TR"/>
+                <w:vertAlign w:val="subscript"/>
+              </w:rPr>
+              <w:t xml:space="preserve">2</w:t>
+            </w:r>
+            <w:r>
+              <w:rPr>
+                <w:rFonts w:ascii="Times New Roman" w:hAnsi="Times New Roman" w:cs="Times New Roman"/>
+                <w:lang w:val="tr-TR"/>
+              </w:rPr>
+              <w:t xml:space="preserve">–CH</w:t>
+            </w:r>
+            <w:r>
+              <w:rPr>
+                <w:rFonts w:ascii="Times New Roman" w:hAnsi="Times New Roman" w:cs="Times New Roman"/>
+                <w:lang w:val="tr-TR"/>
+                <w:vertAlign w:val="subscript"/>
+              </w:rPr>
+              <w:t xml:space="preserve">2</w:t>
+            </w:r>
+            <w:r>
+              <w:rPr>
+                <w:rFonts w:ascii="Times New Roman" w:hAnsi="Times New Roman" w:cs="Times New Roman"/>
+                <w:lang w:val="tr-TR"/>
+              </w:rPr>
+              <w:t xml:space="preserve">–CH</w:t>
+            </w:r>
+            <w:r>
+              <w:rPr>
+                <w:rFonts w:ascii="Times New Roman" w:hAnsi="Times New Roman" w:cs="Times New Roman"/>
+                <w:lang w:val="tr-TR"/>
+                <w:vertAlign w:val="subscript"/>
               </w:rPr>
               <w:t xml:space="preserve">3</w:t>
             </w:r>
@@ -6260,8 +7113,8 @@
       <w:r>
         <w:rPr>
           <w:rFonts w:ascii="Times New Roman" w:hAnsi="Times New Roman" w:cs="Times New Roman"/>
+          <w:lang w:val="tr-TR"/>
           <w:vertAlign w:val="subscript"/>
-          <w:lang w:val="tr-TR"/>
         </w:rPr>
         <w:t xml:space="preserve">2</w:t>
       </w:r>
@@ -6275,8 +7128,8 @@
       <w:r>
         <w:rPr>
           <w:rFonts w:ascii="Times New Roman" w:hAnsi="Times New Roman" w:cs="Times New Roman"/>
+          <w:lang w:val="tr-TR"/>
           <w:vertAlign w:val="subscript"/>
-          <w:lang w:val="tr-TR"/>
         </w:rPr>
         <w:t xml:space="preserve">3</w:t>
       </w:r>
@@ -6290,8 +7143,8 @@
       <w:r>
         <w:rPr>
           <w:rFonts w:ascii="Times New Roman" w:hAnsi="Times New Roman" w:cs="Times New Roman"/>
+          <w:lang w:val="tr-TR"/>
           <w:vertAlign w:val="subscript"/>
-          <w:lang w:val="tr-TR"/>
         </w:rPr>
         <w:t xml:space="preserve">3</w:t>
       </w:r>
@@ -6305,8 +7158,8 @@
       <w:r>
         <w:rPr>
           <w:rFonts w:ascii="Times New Roman" w:hAnsi="Times New Roman" w:cs="Times New Roman"/>
+          <w:lang w:val="tr-TR"/>
           <w:vertAlign w:val="subscript"/>
-          <w:lang w:val="tr-TR"/>
         </w:rPr>
         <w:t xml:space="preserve">2</w:t>
       </w:r>
@@ -6315,13 +7168,103 @@
           <w:rFonts w:ascii="Times New Roman" w:hAnsi="Times New Roman" w:cs="Times New Roman"/>
           <w:lang w:val="tr-TR"/>
         </w:rPr>
+        <w:t xml:space="preserve">–CH(CH</w:t>
+      </w:r>
+      <w:r>
+        <w:rPr>
+          <w:rFonts w:ascii="Times New Roman" w:hAnsi="Times New Roman" w:cs="Times New Roman"/>
+          <w:lang w:val="tr-TR"/>
+          <w:vertAlign w:val="subscript"/>
+        </w:rPr>
+        <w:t xml:space="preserve">3</w:t>
+      </w:r>
+      <w:r>
+        <w:rPr>
+          <w:rFonts w:ascii="Times New Roman" w:hAnsi="Times New Roman" w:cs="Times New Roman"/>
+          <w:lang w:val="tr-TR"/>
+        </w:rPr>
+        <w:t xml:space="preserve">)–CH</w:t>
+      </w:r>
+      <w:r>
+        <w:rPr>
+          <w:rFonts w:ascii="Times New Roman" w:hAnsi="Times New Roman" w:cs="Times New Roman"/>
+          <w:lang w:val="tr-TR"/>
+          <w:vertAlign w:val="subscript"/>
+        </w:rPr>
+        <w:t xml:space="preserve">3</w:t>
+      </w:r>
+      <w:r>
+        <w:rPr>
+          <w:rFonts w:ascii="Times New Roman" w:hAnsi="Times New Roman" w:cs="Times New Roman"/>
+          <w:lang w:val="tr-TR"/>
+        </w:rPr>
+        <w:t xml:space="preserve">      c) (CH</w:t>
+      </w:r>
+      <w:r>
+        <w:rPr>
+          <w:rFonts w:ascii="Times New Roman" w:hAnsi="Times New Roman" w:cs="Times New Roman"/>
+          <w:lang w:val="tr-TR"/>
+          <w:vertAlign w:val="subscript"/>
+        </w:rPr>
+        <w:t xml:space="preserve">3</w:t>
+      </w:r>
+      <w:r>
+        <w:rPr>
+          <w:rFonts w:ascii="Times New Roman" w:hAnsi="Times New Roman" w:cs="Times New Roman"/>
+          <w:lang w:val="tr-TR"/>
+        </w:rPr>
+        <w:t xml:space="preserve">)</w:t>
+      </w:r>
+      <w:r>
+        <w:rPr>
+          <w:rFonts w:ascii="Times New Roman" w:hAnsi="Times New Roman" w:cs="Times New Roman"/>
+          <w:lang w:val="tr-TR"/>
+          <w:vertAlign w:val="subscript"/>
+        </w:rPr>
+        <w:t xml:space="preserve">2</w:t>
+      </w:r>
+      <w:r>
+        <w:rPr>
+          <w:rFonts w:ascii="Times New Roman" w:hAnsi="Times New Roman" w:cs="Times New Roman"/>
+          <w:lang w:val="tr-TR"/>
+        </w:rPr>
+        <w:t xml:space="preserve">C=CH–CH</w:t>
+      </w:r>
+      <w:r>
+        <w:rPr>
+          <w:rFonts w:ascii="Times New Roman" w:hAnsi="Times New Roman" w:cs="Times New Roman"/>
+          <w:lang w:val="tr-TR"/>
+          <w:vertAlign w:val="subscript"/>
+        </w:rPr>
+        <w:t xml:space="preserve">2</w:t>
+      </w:r>
+      <w:r>
+        <w:rPr>
+          <w:rFonts w:ascii="Times New Roman" w:hAnsi="Times New Roman" w:cs="Times New Roman"/>
+          <w:lang w:val="tr-TR"/>
+        </w:rPr>
         <w:t xml:space="preserve">–CH</w:t>
       </w:r>
       <w:r>
         <w:rPr>
           <w:rFonts w:ascii="Times New Roman" w:hAnsi="Times New Roman" w:cs="Times New Roman"/>
+          <w:lang w:val="tr-TR"/>
           <w:vertAlign w:val="subscript"/>
-          <w:lang w:val="tr-TR"/>
+        </w:rPr>
+        <w:t xml:space="preserve">2</w:t>
+      </w:r>
+      <w:r>
+        <w:rPr>
+          <w:rFonts w:ascii="Times New Roman" w:hAnsi="Times New Roman" w:cs="Times New Roman"/>
+          <w:lang w:val="tr-TR"/>
+        </w:rPr>
+        <w:t xml:space="preserve">–CH</w:t>
+      </w:r>
+      <w:r>
+        <w:rPr>
+          <w:rFonts w:ascii="Times New Roman" w:hAnsi="Times New Roman" w:cs="Times New Roman"/>
+          <w:lang w:val="tr-TR"/>
+          <w:vertAlign w:val="subscript"/>
         </w:rPr>
         <w:t xml:space="preserve">3</w:t>
       </w:r>
@@ -6330,13 +7273,13 @@
           <w:rFonts w:ascii="Times New Roman" w:hAnsi="Times New Roman" w:cs="Times New Roman"/>
           <w:lang w:val="tr-TR"/>
         </w:rPr>
-        <w:t xml:space="preserve">      c) (CH</w:t>
-      </w:r>
-      <w:r>
-        <w:rPr>
-          <w:rFonts w:ascii="Times New Roman" w:hAnsi="Times New Roman" w:cs="Times New Roman"/>
+        <w:t xml:space="preserve">      ç) CH</w:t>
+      </w:r>
+      <w:r>
+        <w:rPr>
+          <w:rFonts w:ascii="Times New Roman" w:hAnsi="Times New Roman" w:cs="Times New Roman"/>
+          <w:lang w:val="tr-TR"/>
           <w:vertAlign w:val="subscript"/>
-          <w:lang w:val="tr-TR"/>
         </w:rPr>
         <w:t xml:space="preserve">3</w:t>
       </w:r>
@@ -6345,13 +7288,13 @@
           <w:rFonts w:ascii="Times New Roman" w:hAnsi="Times New Roman" w:cs="Times New Roman"/>
           <w:lang w:val="tr-TR"/>
         </w:rPr>
-        <w:t xml:space="preserve">)</w:t>
-      </w:r>
-      <w:r>
-        <w:rPr>
-          <w:rFonts w:ascii="Times New Roman" w:hAnsi="Times New Roman" w:cs="Times New Roman"/>
+        <w:t xml:space="preserve">–CH</w:t>
+      </w:r>
+      <w:r>
+        <w:rPr>
+          <w:rFonts w:ascii="Times New Roman" w:hAnsi="Times New Roman" w:cs="Times New Roman"/>
+          <w:lang w:val="tr-TR"/>
           <w:vertAlign w:val="subscript"/>
-          <w:lang w:val="tr-TR"/>
         </w:rPr>
         <w:t xml:space="preserve">2</w:t>
       </w:r>
@@ -6360,30 +7303,30 @@
           <w:rFonts w:ascii="Times New Roman" w:hAnsi="Times New Roman" w:cs="Times New Roman"/>
           <w:lang w:val="tr-TR"/>
         </w:rPr>
-        <w:t xml:space="preserve">C=CH–CH</w:t>
-      </w:r>
-      <w:r>
-        <w:rPr>
-          <w:rFonts w:ascii="Times New Roman" w:hAnsi="Times New Roman" w:cs="Times New Roman"/>
+        <w:t xml:space="preserve">–CH=CH–CH</w:t>
+      </w:r>
+      <w:r>
+        <w:rPr>
+          <w:rFonts w:ascii="Times New Roman" w:hAnsi="Times New Roman" w:cs="Times New Roman"/>
+          <w:lang w:val="tr-TR"/>
           <w:vertAlign w:val="subscript"/>
-          <w:lang w:val="tr-TR"/>
-        </w:rPr>
-        <w:t xml:space="preserve">3</w:t>
-      </w:r>
-      <w:r>
-        <w:rPr>
-          <w:rFonts w:ascii="Times New Roman" w:hAnsi="Times New Roman" w:cs="Times New Roman"/>
-          <w:lang w:val="tr-TR"/>
-        </w:rPr>
-        <w:t xml:space="preserve">      ç) CH</w:t>
-      </w:r>
-      <w:r>
-        <w:rPr>
-          <w:rFonts w:ascii="Times New Roman" w:hAnsi="Times New Roman" w:cs="Times New Roman"/>
+        </w:rPr>
+        <w:t xml:space="preserve">2</w:t>
+      </w:r>
+      <w:r>
+        <w:rPr>
+          <w:rFonts w:ascii="Times New Roman" w:hAnsi="Times New Roman" w:cs="Times New Roman"/>
+          <w:lang w:val="tr-TR"/>
+        </w:rPr>
+        <w:t xml:space="preserve">–CH</w:t>
+      </w:r>
+      <w:r>
+        <w:rPr>
+          <w:rFonts w:ascii="Times New Roman" w:hAnsi="Times New Roman" w:cs="Times New Roman"/>
+          <w:lang w:val="tr-TR"/>
           <w:vertAlign w:val="subscript"/>
-          <w:lang w:val="tr-TR"/>
-        </w:rPr>
-        <w:t xml:space="preserve">3</w:t>
+        </w:rPr>
+        <w:t xml:space="preserve">2</w:t>
       </w:r>
       <w:r>
         <w:rPr>
@@ -6395,38 +7338,8 @@
       <w:r>
         <w:rPr>
           <w:rFonts w:ascii="Times New Roman" w:hAnsi="Times New Roman" w:cs="Times New Roman"/>
+          <w:lang w:val="tr-TR"/>
           <w:vertAlign w:val="subscript"/>
-          <w:lang w:val="tr-TR"/>
-        </w:rPr>
-        <w:t xml:space="preserve">2</w:t>
-      </w:r>
-      <w:r>
-        <w:rPr>
-          <w:rFonts w:ascii="Times New Roman" w:hAnsi="Times New Roman" w:cs="Times New Roman"/>
-          <w:lang w:val="tr-TR"/>
-        </w:rPr>
-        <w:t xml:space="preserve">–CH=CH–CH</w:t>
-      </w:r>
-      <w:r>
-        <w:rPr>
-          <w:rFonts w:ascii="Times New Roman" w:hAnsi="Times New Roman" w:cs="Times New Roman"/>
-          <w:vertAlign w:val="subscript"/>
-          <w:lang w:val="tr-TR"/>
-        </w:rPr>
-        <w:t xml:space="preserve">2</w:t>
-      </w:r>
-      <w:r>
-        <w:rPr>
-          <w:rFonts w:ascii="Times New Roman" w:hAnsi="Times New Roman" w:cs="Times New Roman"/>
-          <w:lang w:val="tr-TR"/>
-        </w:rPr>
-        <w:t xml:space="preserve">–CH</w:t>
-      </w:r>
-      <w:r>
-        <w:rPr>
-          <w:rFonts w:ascii="Times New Roman" w:hAnsi="Times New Roman" w:cs="Times New Roman"/>
-          <w:vertAlign w:val="subscript"/>
-          <w:lang w:val="tr-TR"/>
         </w:rPr>
         <w:t xml:space="preserve">3</w:t>
       </w:r>
@@ -6599,10 +7512,10 @@
       <w:r>
         <w:rPr>
           <w:rFonts w:ascii="Times New Roman" w:hAnsi="Times New Roman" w:cs="Times New Roman"/>
+          <w:lang w:val="tr-TR"/>
           <w:vertAlign w:val="subscript"/>
-          <w:lang w:val="tr-TR"/>
-        </w:rPr>
-        <w:t xml:space="preserve">5</w:t>
+        </w:rPr>
+        <w:t xml:space="preserve">8</w:t>
       </w:r>
       <w:r>
         <w:rPr>
@@ -6614,17 +7527,107 @@
       <w:r>
         <w:rPr>
           <w:rFonts w:ascii="Times New Roman" w:hAnsi="Times New Roman" w:cs="Times New Roman"/>
+          <w:lang w:val="tr-TR"/>
           <w:vertAlign w:val="subscript"/>
-          <w:lang w:val="tr-TR"/>
-        </w:rPr>
-        <w:t xml:space="preserve">10</w:t>
-      </w:r>
-      <w:r>
-        <w:rPr>
-          <w:rFonts w:ascii="Times New Roman" w:hAnsi="Times New Roman" w:cs="Times New Roman"/>
-          <w:lang w:val="tr-TR"/>
-        </w:rPr>
-        <w:t xml:space="preserve"> olan ve cis-trans izomerliği gösteren alkenin cis ve trans izomerlerini çiziniz. Bu alkenin bir konum izomerini ve bir zincir-halka izomerini de yazınız.</w:t>
+        </w:rPr>
+        <w:t xml:space="preserve">16</w:t>
+      </w:r>
+      <w:r>
+        <w:rPr>
+          <w:rFonts w:ascii="Times New Roman" w:hAnsi="Times New Roman" w:cs="Times New Roman"/>
+          <w:lang w:val="tr-TR"/>
+        </w:rPr>
+        <w:t xml:space="preserve"> olan okt-3-enin (CH</w:t>
+      </w:r>
+      <w:r>
+        <w:rPr>
+          <w:rFonts w:ascii="Times New Roman" w:hAnsi="Times New Roman" w:cs="Times New Roman"/>
+          <w:lang w:val="tr-TR"/>
+          <w:vertAlign w:val="subscript"/>
+        </w:rPr>
+        <w:t xml:space="preserve">3</w:t>
+      </w:r>
+      <w:r>
+        <w:rPr>
+          <w:rFonts w:ascii="Times New Roman" w:hAnsi="Times New Roman" w:cs="Times New Roman"/>
+          <w:lang w:val="tr-TR"/>
+        </w:rPr>
+        <w:t xml:space="preserve">–CH</w:t>
+      </w:r>
+      <w:r>
+        <w:rPr>
+          <w:rFonts w:ascii="Times New Roman" w:hAnsi="Times New Roman" w:cs="Times New Roman"/>
+          <w:lang w:val="tr-TR"/>
+          <w:vertAlign w:val="subscript"/>
+        </w:rPr>
+        <w:t xml:space="preserve">2</w:t>
+      </w:r>
+      <w:r>
+        <w:rPr>
+          <w:rFonts w:ascii="Times New Roman" w:hAnsi="Times New Roman" w:cs="Times New Roman"/>
+          <w:lang w:val="tr-TR"/>
+        </w:rPr>
+        <w:t xml:space="preserve">–CH=CH–CH</w:t>
+      </w:r>
+      <w:r>
+        <w:rPr>
+          <w:rFonts w:ascii="Times New Roman" w:hAnsi="Times New Roman" w:cs="Times New Roman"/>
+          <w:lang w:val="tr-TR"/>
+          <w:vertAlign w:val="subscript"/>
+        </w:rPr>
+        <w:t xml:space="preserve">2</w:t>
+      </w:r>
+      <w:r>
+        <w:rPr>
+          <w:rFonts w:ascii="Times New Roman" w:hAnsi="Times New Roman" w:cs="Times New Roman"/>
+          <w:lang w:val="tr-TR"/>
+        </w:rPr>
+        <w:t xml:space="preserve">–CH</w:t>
+      </w:r>
+      <w:r>
+        <w:rPr>
+          <w:rFonts w:ascii="Times New Roman" w:hAnsi="Times New Roman" w:cs="Times New Roman"/>
+          <w:lang w:val="tr-TR"/>
+          <w:vertAlign w:val="subscript"/>
+        </w:rPr>
+        <w:t xml:space="preserve">2</w:t>
+      </w:r>
+      <w:r>
+        <w:rPr>
+          <w:rFonts w:ascii="Times New Roman" w:hAnsi="Times New Roman" w:cs="Times New Roman"/>
+          <w:lang w:val="tr-TR"/>
+        </w:rPr>
+        <w:t xml:space="preserve">–CH</w:t>
+      </w:r>
+      <w:r>
+        <w:rPr>
+          <w:rFonts w:ascii="Times New Roman" w:hAnsi="Times New Roman" w:cs="Times New Roman"/>
+          <w:lang w:val="tr-TR"/>
+          <w:vertAlign w:val="subscript"/>
+        </w:rPr>
+        <w:t xml:space="preserve">2</w:t>
+      </w:r>
+      <w:r>
+        <w:rPr>
+          <w:rFonts w:ascii="Times New Roman" w:hAnsi="Times New Roman" w:cs="Times New Roman"/>
+          <w:lang w:val="tr-TR"/>
+        </w:rPr>
+        <w:t xml:space="preserve">–CH</w:t>
+      </w:r>
+      <w:r>
+        <w:rPr>
+          <w:rFonts w:ascii="Times New Roman" w:hAnsi="Times New Roman" w:cs="Times New Roman"/>
+          <w:lang w:val="tr-TR"/>
+          <w:vertAlign w:val="subscript"/>
+        </w:rPr>
+        <w:t xml:space="preserve">3</w:t>
+      </w:r>
+      <w:r>
+        <w:rPr>
+          <w:rFonts w:ascii="Times New Roman" w:hAnsi="Times New Roman" w:cs="Times New Roman"/>
+          <w:lang w:val="tr-TR"/>
+        </w:rPr>
+        <w:t xml:space="preserve">) cis ve trans izomerlerini çiziniz. Bu alkenin bir konum izomerini ve bir zincir-halka izomerini de yazınız.</w:t>
       </w:r>
     </w:p>
     <w:tbl>

--- a/Kim12-2-7-Alifatik-Hidrokarbonlarda-Izomerlik.docx
+++ b/Kim12-2-7-Alifatik-Hidrokarbonlarda-Izomerlik.docx
@@ -187,7 +187,7 @@
           <w:rFonts w:ascii="Times New Roman" w:hAnsi="Times New Roman" w:cs="Times New Roman"/>
           <w:lang w:val="tr-TR"/>
         </w:rPr>
-        <w:t xml:space="preserve">Bir etkinlik yaparak keşfediniz. Analiz ve Keşif Atölyesi 2.7.’de sınıflandırma yapacaksınız: Kapalı formülleri aynı olan hidrokarbonların yarı açık formüllerini inceleyerek onları birbirinden ayıran nitelikleri belirleyecek, bu ölçütlere göre bileşikleri ayrıştırıp gruplandıracak ve oluşturduğunuz gruplara verdiğiniz adları bilimsel adlarıyla karşılaştıracaksınız. Yapı formüllerini ve molekül modellerini dikkatle okuyup yorumlarken görsel okuryazarlık becerilerinizi kullanacak, grubunuzla fikir alışverişi yaparken sistematik ve analitik bir bakış açısı geliştireceksiniz.</w:t>
+        <w:t xml:space="preserve">Bu sorunun cevabını bir etkinlik yaparak keşfediniz. Analiz ve Keşif Atölyesi 2.7.’de sınıflandırma yapacaksınız: Kapalı formülleri aynı olan hidrokarbonların yarı açık formüllerini inceleyerek onları birbirinden ayıran nitelikleri belirleyecek, bu ölçütlere göre bileşikleri ayrıştırıp gruplandıracak ve oluşturduğunuz gruplara verdiğiniz adları bilimsel adlarıyla karşılaştıracaksınız. Yapı formüllerini ve molekül modellerini dikkatle okuyup yorumlarken görsel okuryazarlık becerilerinizi kullanacak, grubunuzla fikir alışverişi yaparken sistematik ve analitik bir bakış açısı geliştireceksiniz.</w:t>
       </w:r>
     </w:p>
     <w:p>

--- a/Kim12-2-7-Alifatik-Hidrokarbonlarda-Izomerlik.docx
+++ b/Kim12-2-7-Alifatik-Hidrokarbonlarda-Izomerlik.docx
@@ -6922,7 +6922,7 @@
           <w:rFonts w:ascii="Times New Roman" w:hAnsi="Times New Roman" w:cs="Times New Roman"/>
           <w:lang w:val="tr-TR"/>
         </w:rPr>
-        <w:t xml:space="preserve">a) Birbirinin zincir-halka izomeri olan bileşikler hangileridir?</w:t>
+        <w:t xml:space="preserve">a. Birbirinin zincir-halka izomeri olan bileşikler hangileridir?</w:t>
       </w:r>
     </w:p>
     <w:p>
@@ -6956,7 +6956,7 @@
           <w:rFonts w:ascii="Times New Roman" w:hAnsi="Times New Roman" w:cs="Times New Roman"/>
           <w:lang w:val="tr-TR"/>
         </w:rPr>
-        <w:t xml:space="preserve">b) Birbirinin cis-trans izomeri olan bileşikler hangileridir?</w:t>
+        <w:t xml:space="preserve">b. Birbirinin cis-trans izomeri olan bileşikler hangileridir?</w:t>
       </w:r>
     </w:p>
     <w:p>
@@ -6990,7 +6990,7 @@
           <w:rFonts w:ascii="Times New Roman" w:hAnsi="Times New Roman" w:cs="Times New Roman"/>
           <w:lang w:val="tr-TR"/>
         </w:rPr>
-        <w:t xml:space="preserve">c) Birbirinin konum izomeri olan bileşikler hangileridir?</w:t>
+        <w:t xml:space="preserve">c. Birbirinin konum izomeri olan bileşikler hangileridir?</w:t>
       </w:r>
     </w:p>
     <w:p>
@@ -7024,7 +7024,7 @@
           <w:rFonts w:ascii="Times New Roman" w:hAnsi="Times New Roman" w:cs="Times New Roman"/>
           <w:lang w:val="tr-TR"/>
         </w:rPr>
-        <w:t xml:space="preserve">ç) Birbirinin zincir-dallanma izomeri olan bileşikler hangileridir?</w:t>
+        <w:t xml:space="preserve">ç. Birbirinin zincir-dallanma izomeri olan bileşikler hangileridir?</w:t>
       </w:r>
     </w:p>
     <w:p>
@@ -7058,7 +7058,7 @@
           <w:rFonts w:ascii="Times New Roman" w:hAnsi="Times New Roman" w:cs="Times New Roman"/>
           <w:lang w:val="tr-TR"/>
         </w:rPr>
-        <w:t xml:space="preserve">d) Gridde izomeri bulunmayan bileşik hangisidir?</w:t>
+        <w:t xml:space="preserve">d. Gridde izomeri bulunmayan bileşik hangisidir?</w:t>
       </w:r>
     </w:p>
     <w:p>
@@ -7108,7 +7108,7 @@
           <w:rFonts w:ascii="Times New Roman" w:hAnsi="Times New Roman" w:cs="Times New Roman"/>
           <w:lang w:val="tr-TR"/>
         </w:rPr>
-        <w:t xml:space="preserve">a) CH</w:t>
+        <w:t xml:space="preserve">a. CH</w:t>
       </w:r>
       <w:r>
         <w:rPr>
@@ -7138,7 +7138,7 @@
           <w:rFonts w:ascii="Times New Roman" w:hAnsi="Times New Roman" w:cs="Times New Roman"/>
           <w:lang w:val="tr-TR"/>
         </w:rPr>
-        <w:t xml:space="preserve">      b) CH</w:t>
+        <w:t xml:space="preserve">      b. CH</w:t>
       </w:r>
       <w:r>
         <w:rPr>
@@ -7198,7 +7198,7 @@
           <w:rFonts w:ascii="Times New Roman" w:hAnsi="Times New Roman" w:cs="Times New Roman"/>
           <w:lang w:val="tr-TR"/>
         </w:rPr>
-        <w:t xml:space="preserve">      c) (CH</w:t>
+        <w:t xml:space="preserve">      c. (CH</w:t>
       </w:r>
       <w:r>
         <w:rPr>
@@ -7273,7 +7273,7 @@
           <w:rFonts w:ascii="Times New Roman" w:hAnsi="Times New Roman" w:cs="Times New Roman"/>
           <w:lang w:val="tr-TR"/>
         </w:rPr>
-        <w:t xml:space="preserve">      ç) CH</w:t>
+        <w:t xml:space="preserve">      ç. CH</w:t>
       </w:r>
       <w:r>
         <w:rPr>

--- a/Kim12-2-7-Alifatik-Hidrokarbonlarda-Izomerlik.docx
+++ b/Kim12-2-7-Alifatik-Hidrokarbonlarda-Izomerlik.docx
@@ -3568,7 +3568,7 @@
       <w:r>
         <w:drawing>
           <wp:inline distT="0" distB="0" distL="0" distR="0">
-            <wp:extent cx="4680000" cy="1479031"/>
+            <wp:extent cx="3657607" cy="1133858"/>
             <wp:docPr id="900004" name="Grafik 900004" descr="cis ve trans hekz-3-en yapıları"/>
             <wp:cNvGraphicFramePr>
               <a:graphicFrameLocks noChangeAspect="1"/>
@@ -3589,7 +3589,7 @@
                   <pic:spPr>
                     <a:xfrm>
                       <a:off x="0" y="0"/>
-                      <a:ext cx="4680000" cy="1479031"/>
+                      <a:ext cx="3657607" cy="1133858"/>
                     </a:xfrm>
                     <a:prstGeom prst="rect">
                       <a:avLst/>
@@ -3637,7 +3637,7 @@
       <w:r>
         <w:drawing>
           <wp:inline distT="0" distB="0" distL="0" distR="0">
-            <wp:extent cx="3960000" cy="1550407"/>
+            <wp:extent cx="3960000" cy="1548637"/>
             <wp:docPr id="900005" name="Grafik 900005" descr="cis ve trans hekz-3-en uzay dolgu modelleri"/>
             <wp:cNvGraphicFramePr>
               <a:graphicFrameLocks noChangeAspect="1"/>
@@ -3658,7 +3658,7 @@
                   <pic:spPr>
                     <a:xfrm>
                       <a:off x="0" y="0"/>
-                      <a:ext cx="3960000" cy="1550407"/>
+                      <a:ext cx="3960000" cy="1548637"/>
                     </a:xfrm>
                     <a:prstGeom prst="rect">
                       <a:avLst/>
@@ -4690,7 +4690,7 @@
       <w:r>
         <w:drawing>
           <wp:inline distT="0" distB="0" distL="0" distR="0">
-            <wp:extent cx="5040000" cy="1463529"/>
+            <wp:extent cx="3657607" cy="3919735"/>
             <wp:docPr id="900006" name="Grafik 900006" descr="C5H10 alkenleri ve siklopentan"/>
             <wp:cNvGraphicFramePr>
               <a:graphicFrameLocks noChangeAspect="1"/>
@@ -4711,7 +4711,7 @@
                   <pic:spPr>
                     <a:xfrm>
                       <a:off x="0" y="0"/>
-                      <a:ext cx="5040000" cy="1463529"/>
+                      <a:ext cx="3657607" cy="3919735"/>
                     </a:xfrm>
                     <a:prstGeom prst="rect">
                       <a:avLst/>

--- a/Kim12-2-7-Alifatik-Hidrokarbonlarda-Izomerlik.docx
+++ b/Kim12-2-7-Alifatik-Hidrokarbonlarda-Izomerlik.docx
@@ -566,7 +566,7 @@
       <w:r>
         <w:drawing>
           <wp:inline distT="0" distB="0" distL="0" distR="0">
-            <wp:extent cx="5940000" cy="2415884"/>
+            <wp:extent cx="5651003" cy="2987045"/>
             <wp:docPr id="900001" name="Grafik 900001" descr="Alifatik hidrokarbon kanıt kartları"/>
             <wp:cNvGraphicFramePr>
               <a:graphicFrameLocks noChangeAspect="1"/>
@@ -587,7 +587,7 @@
                   <pic:spPr>
                     <a:xfrm>
                       <a:off x="0" y="0"/>
-                      <a:ext cx="5940000" cy="2415884"/>
+                      <a:ext cx="5651003" cy="2987045"/>
                     </a:xfrm>
                     <a:prstGeom prst="rect">
                       <a:avLst/>

--- a/Kim12-2-7-Alifatik-Hidrokarbonlarda-Izomerlik.docx
+++ b/Kim12-2-7-Alifatik-Hidrokarbonlarda-Izomerlik.docx
@@ -69,85 +69,59 @@
         <w:t xml:space="preserve">’dur; ancak bütan yaklaşık −0,5 °C’de, izobütan ise yaklaşık −11,7 °C’de kaynar. Benzer bir durum petrolden elde edilen birçok yakıt bileşeninde de görülür: Aynı sayıda karbon ve hidrojen atomu içeren moleküllerin bazıları motorlarda vuruntu yaparken bazıları daha düzgün yanar. Peki atom türü ve sayısı aynı olan iki molekül nasıl farklı özellikler gösterebilir? Bu moleküllerin yapıları hangi yönlerden birbirinden ayrılır? Bu farklılıklar hangi ölçütlere göre gruplandırılabilir?</w:t>
       </w:r>
     </w:p>
-    <w:tbl>
-      <w:tblPr>
-        <w:tblW w:w="9000" w:type="dxa"/>
+    <w:p>
+      <w:pPr>
         <w:jc w:val="center"/>
-        <w:tblBorders>
-          <w:top w:val="single" w:sz="8" w:space="0" w:color="7F7F7F"/>
-          <w:left w:val="single" w:sz="8" w:space="0" w:color="7F7F7F"/>
-          <w:bottom w:val="single" w:sz="8" w:space="0" w:color="7F7F7F"/>
-          <w:right w:val="single" w:sz="8" w:space="0" w:color="7F7F7F"/>
-        </w:tblBorders>
-      </w:tblPr>
-      <w:tblGrid>
-        <w:gridCol w:w="9000"/>
-      </w:tblGrid>
-      <w:tr>
-        <w:tc>
-          <w:tcPr>
-            <w:tcW w:w="9000" w:type="dxa"/>
-            <w:shd w:val="clear" w:color="auto" w:fill="EDEDED"/>
-          </w:tcPr>
-          <w:p>
-            <w:pPr>
-              <w:jc w:val="both"/>
-              <w:rPr>
-                <w:rFonts w:ascii="Times New Roman" w:hAnsi="Times New Roman" w:cs="Times New Roman"/>
-                <w:lang w:val="tr-TR"/>
-              </w:rPr>
-            </w:pPr>
-            <w:r>
-              <w:rPr>
-                <w:rFonts w:ascii="Times New Roman" w:hAnsi="Times New Roman" w:cs="Times New Roman"/>
-                <w:lang w:val="tr-TR"/>
-              </w:rPr>
-              <w:t xml:space="preserve">GÖRSEL ALANI (Shutterstock)</w:t>
-            </w:r>
-          </w:p>
-          <w:p>
-            <w:pPr>
-              <w:jc w:val="both"/>
-              <w:rPr>
-                <w:rFonts w:ascii="Times New Roman" w:hAnsi="Times New Roman" w:cs="Times New Roman"/>
-                <w:lang w:val="tr-TR"/>
-              </w:rPr>
-            </w:pPr>
-            <w:r>
-              <w:rPr>
-                <w:rFonts w:ascii="Times New Roman" w:hAnsi="Times New Roman" w:cs="Times New Roman"/>
-                <w:lang w:val="tr-TR"/>
-              </w:rPr>
-              <w:t xml:space="preserve">Tarif: Doğada bir kamp ocağına takılı küçük gaz kartuşu ve üzerinde mavi alev; marka ve logo görünmesin.</w:t>
-            </w:r>
-          </w:p>
-          <w:p>
-            <w:pPr>
-              <w:jc w:val="both"/>
-              <w:rPr>
-                <w:rFonts w:ascii="Times New Roman" w:hAnsi="Times New Roman" w:cs="Times New Roman"/>
-                <w:lang w:val="tr-TR"/>
-              </w:rPr>
-            </w:pPr>
-            <w:r>
-              <w:rPr>
-                <w:rFonts w:ascii="Times New Roman" w:hAnsi="Times New Roman" w:cs="Times New Roman"/>
-                <w:lang w:val="tr-TR"/>
-              </w:rPr>
-              <w:t xml:space="preserve">Shutter ID: 2246359657 (fotoğraf) — Camping gas stove on white background</w:t>
-            </w:r>
-          </w:p>
-        </w:tc>
-      </w:tr>
-    </w:tbl>
+      </w:pPr>
+      <w:r>
+        <w:drawing>
+          <wp:inline xmlns:a="http://schemas.openxmlformats.org/drawingml/2006/main" xmlns:pic="http://schemas.openxmlformats.org/drawingml/2006/picture">
+            <wp:extent cx="3289817" cy="2520000"/>
+            <wp:docPr id="900014" name="Picture 900014"/>
+            <wp:cNvGraphicFramePr>
+              <a:graphicFrameLocks noChangeAspect="1"/>
+            </wp:cNvGraphicFramePr>
+            <a:graphic>
+              <a:graphicData uri="http://schemas.openxmlformats.org/drawingml/2006/picture">
+                <pic:pic>
+                  <pic:nvPicPr>
+                    <pic:cNvPr id="0" name="2246359657_d.jpg"/>
+                    <pic:cNvPicPr/>
+                  </pic:nvPicPr>
+                  <pic:blipFill>
+                    <a:blip r:embed="rId11"/>
+                    <a:stretch>
+                      <a:fillRect/>
+                    </a:stretch>
+                  </pic:blipFill>
+                  <pic:spPr>
+                    <a:xfrm>
+                      <a:off x="0" y="0"/>
+                      <a:ext cx="3289817" cy="2520000"/>
+                    </a:xfrm>
+                    <a:prstGeom prst="rect"/>
+                  </pic:spPr>
+                </pic:pic>
+              </a:graphicData>
+            </a:graphic>
+          </wp:inline>
+        </w:drawing>
+      </w:r>
+    </w:p>
     <w:p>
       <w:pPr>
-        <w:jc w:val="both"/>
-        <w:rPr>
-          <w:rFonts w:ascii="Times New Roman" w:hAnsi="Times New Roman" w:cs="Times New Roman"/>
-          <w:lang w:val="tr-TR"/>
-        </w:rPr>
-      </w:pPr>
+        <w:jc w:val="center"/>
+      </w:pPr>
+      <w:r>
+        <w:rPr>
+          <w:rFonts w:ascii="Times New Roman" w:hAnsi="Times New Roman" w:cs="Times New Roman"/>
+          <w:b/>
+          <w:bCs/>
+          <w:highlight w:val="yellow"/>
+          <w:lang w:val="tr-TR"/>
+        </w:rPr>
+        <w:t xml:space="preserve">Shutter id: 2246359657</w:t>
+      </w:r>
     </w:p>
     <w:p>
       <w:pPr>

--- a/Kim12-2-7-Alifatik-Hidrokarbonlarda-Izomerlik.docx
+++ b/Kim12-2-7-Alifatik-Hidrokarbonlarda-Izomerlik.docx
@@ -36,7 +36,7 @@
           <w:rFonts w:ascii="Times New Roman" w:hAnsi="Times New Roman" w:cs="Times New Roman"/>
           <w:lang w:val="tr-TR"/>
         </w:rPr>
-        <w:t xml:space="preserve">Evlerde kullanılan tüp gazın ve çakmak gazının önemli bir bölümü, dört karbonlu hidrokarbonlardan oluşur (Görsel A). Bu karışımın etiketinde “bütan” ve “izobütan” adlı iki farklı madde yazılı olabilir. İki maddenin de molekül formülü C</w:t>
+        <w:t xml:space="preserve">Evlerde kullanılan tüp gazın ve çakmak gazının önemli bir bölümü, dört karbonlu hidrokarbonlardan oluşur (Görsel A ve B). Bu karışımın etiketinde “bütan” ve “izobütan” adlı iki farklı madde yazılı olabilir. İki maddenin de molekül formülü C</w:t>
       </w:r>
       <w:r>
         <w:rPr>
@@ -69,85 +69,195 @@
         <w:t xml:space="preserve">’dur; ancak bütan yaklaşık −0,5 °C’de, izobütan ise yaklaşık −11,7 °C’de kaynar. Benzer bir durum petrolden elde edilen birçok yakıt bileşeninde de görülür: Aynı sayıda karbon ve hidrojen atomu içeren moleküllerin bazıları motorlarda vuruntu yaparken bazıları daha düzgün yanar. Peki atom türü ve sayısı aynı olan iki molekül nasıl farklı özellikler gösterebilir? Bu moleküllerin yapıları hangi yönlerden birbirinden ayrılır? Bu farklılıklar hangi ölçütlere göre gruplandırılabilir?</w:t>
       </w:r>
     </w:p>
-    <w:p>
-      <w:pPr>
+    <w:tbl>
+      <w:tblPr>
+        <w:tblW w:w="9000" w:type="dxa"/>
         <w:jc w:val="center"/>
-      </w:pPr>
-      <w:r>
-        <w:drawing>
-          <wp:inline xmlns:a="http://schemas.openxmlformats.org/drawingml/2006/main" xmlns:pic="http://schemas.openxmlformats.org/drawingml/2006/picture">
-            <wp:extent cx="3289817" cy="2520000"/>
-            <wp:docPr id="900014" name="Picture 900014"/>
-            <wp:cNvGraphicFramePr>
-              <a:graphicFrameLocks noChangeAspect="1"/>
-            </wp:cNvGraphicFramePr>
-            <a:graphic>
-              <a:graphicData uri="http://schemas.openxmlformats.org/drawingml/2006/picture">
-                <pic:pic>
-                  <pic:nvPicPr>
-                    <pic:cNvPr id="0" name="2246359657_d.jpg"/>
-                    <pic:cNvPicPr/>
-                  </pic:nvPicPr>
-                  <pic:blipFill>
-                    <a:blip r:embed="rId11"/>
-                    <a:stretch>
-                      <a:fillRect/>
-                    </a:stretch>
-                  </pic:blipFill>
-                  <pic:spPr>
-                    <a:xfrm>
-                      <a:off x="0" y="0"/>
-                      <a:ext cx="3289817" cy="2520000"/>
-                    </a:xfrm>
-                    <a:prstGeom prst="rect"/>
-                  </pic:spPr>
-                </pic:pic>
-              </a:graphicData>
-            </a:graphic>
-          </wp:inline>
-        </w:drawing>
-      </w:r>
-    </w:p>
-    <w:p>
-      <w:pPr>
-        <w:jc w:val="center"/>
-      </w:pPr>
-      <w:r>
-        <w:rPr>
-          <w:rFonts w:ascii="Times New Roman" w:hAnsi="Times New Roman" w:cs="Times New Roman"/>
-          <w:b/>
-          <w:bCs/>
-          <w:highlight w:val="yellow"/>
-          <w:lang w:val="tr-TR"/>
-        </w:rPr>
-        <w:t xml:space="preserve">Shutter id: 2246359657</w:t>
-      </w:r>
-    </w:p>
-    <w:p>
-      <w:pPr>
-        <w:jc w:val="center"/>
-        <w:rPr>
-          <w:rFonts w:ascii="Times New Roman" w:hAnsi="Times New Roman" w:cs="Times New Roman"/>
-          <w:lang w:val="tr-TR"/>
-        </w:rPr>
-      </w:pPr>
-      <w:r>
-        <w:rPr>
-          <w:rFonts w:ascii="Times New Roman" w:hAnsi="Times New Roman" w:cs="Times New Roman"/>
-          <w:b/>
-          <w:bCs/>
-          <w:lang w:val="tr-TR"/>
-        </w:rPr>
-        <w:t xml:space="preserve">Görsel A:</w:t>
-      </w:r>
-      <w:r>
-        <w:rPr>
-          <w:rFonts w:ascii="Times New Roman" w:hAnsi="Times New Roman" w:cs="Times New Roman"/>
-          <w:lang w:val="tr-TR"/>
-        </w:rPr>
-        <w:t xml:space="preserve"> Kamp ocağı ve gaz kartuşu</w:t>
-      </w:r>
-    </w:p>
+        <w:tblBorders>
+          <w:top w:val="nil"/>
+          <w:left w:val="nil"/>
+          <w:bottom w:val="nil"/>
+          <w:right w:val="nil"/>
+          <w:insideH w:val="nil"/>
+          <w:insideV w:val="nil"/>
+        </w:tblBorders>
+        <w:tblLayout w:type="fixed"/>
+      </w:tblPr>
+      <w:tblGrid>
+        <w:gridCol w:w="4500"/>
+        <w:gridCol w:w="4500"/>
+      </w:tblGrid>
+      <w:tr>
+        <w:tc>
+          <w:tcPr>
+            <w:tcW w:w="4500" w:type="dxa"/>
+          </w:tcPr>
+          <w:p>
+            <w:pPr>
+              <w:jc w:val="center"/>
+            </w:pPr>
+            <w:r>
+              <w:drawing>
+                <wp:inline xmlns:a="http://schemas.openxmlformats.org/drawingml/2006/main" xmlns:pic="http://schemas.openxmlformats.org/drawingml/2006/picture">
+                  <wp:extent cx="2584856" cy="1979999"/>
+                  <wp:docPr id="900014" name="Picture 900014"/>
+                  <wp:cNvGraphicFramePr>
+                    <a:graphicFrameLocks noChangeAspect="1"/>
+                  </wp:cNvGraphicFramePr>
+                  <a:graphic>
+                    <a:graphicData uri="http://schemas.openxmlformats.org/drawingml/2006/picture">
+                      <pic:pic>
+                        <pic:nvPicPr>
+                          <pic:cNvPr id="0" name="2246359657_d.jpg"/>
+                          <pic:cNvPicPr/>
+                        </pic:nvPicPr>
+                        <pic:blipFill>
+                          <a:blip r:embed="rId11"/>
+                          <a:stretch>
+                            <a:fillRect/>
+                          </a:stretch>
+                        </pic:blipFill>
+                        <pic:spPr>
+                          <a:xfrm>
+                            <a:off x="0" y="0"/>
+                            <a:ext cx="2584856" cy="1979999"/>
+                          </a:xfrm>
+                          <a:prstGeom prst="rect"/>
+                        </pic:spPr>
+                      </pic:pic>
+                    </a:graphicData>
+                  </a:graphic>
+                </wp:inline>
+              </w:drawing>
+            </w:r>
+          </w:p>
+          <w:p>
+            <w:pPr>
+              <w:jc w:val="center"/>
+            </w:pPr>
+            <w:r>
+              <w:rPr>
+                <w:rFonts w:ascii="Times New Roman" w:hAnsi="Times New Roman" w:cs="Times New Roman"/>
+                <w:b/>
+                <w:bCs/>
+                <w:highlight w:val="yellow"/>
+                <w:lang w:val="tr-TR"/>
+              </w:rPr>
+              <w:t xml:space="preserve">Shutter id: 2246359657</w:t>
+            </w:r>
+          </w:p>
+          <w:p>
+            <w:pPr>
+              <w:jc w:val="center"/>
+              <w:rPr>
+                <w:rFonts w:ascii="Times New Roman" w:hAnsi="Times New Roman" w:cs="Times New Roman"/>
+                <w:lang w:val="tr-TR"/>
+              </w:rPr>
+            </w:pPr>
+            <w:r>
+              <w:rPr>
+                <w:rFonts w:ascii="Times New Roman" w:hAnsi="Times New Roman" w:cs="Times New Roman"/>
+                <w:b/>
+                <w:bCs/>
+                <w:lang w:val="tr-TR"/>
+              </w:rPr>
+              <w:t xml:space="preserve">Görsel A:</w:t>
+            </w:r>
+            <w:r>
+              <w:rPr>
+                <w:rFonts w:ascii="Times New Roman" w:hAnsi="Times New Roman" w:cs="Times New Roman"/>
+                <w:lang w:val="tr-TR"/>
+              </w:rPr>
+              <w:t xml:space="preserve"> Kamp ocağı ve gaz kartuşu</w:t>
+            </w:r>
+          </w:p>
+        </w:tc>
+        <w:tc>
+          <w:tcPr>
+            <w:tcW w:w="4500" w:type="dxa"/>
+          </w:tcPr>
+          <w:p>
+            <w:pPr>
+              <w:jc w:val="center"/>
+            </w:pPr>
+            <w:r>
+              <w:drawing>
+                <wp:inline xmlns:a="http://schemas.openxmlformats.org/drawingml/2006/main" xmlns:pic="http://schemas.openxmlformats.org/drawingml/2006/picture">
+                  <wp:extent cx="2424489" cy="1979999"/>
+                  <wp:docPr id="900015" name="Picture 900015"/>
+                  <wp:cNvGraphicFramePr>
+                    <a:graphicFrameLocks noChangeAspect="1"/>
+                  </wp:cNvGraphicFramePr>
+                  <a:graphic>
+                    <a:graphicData uri="http://schemas.openxmlformats.org/drawingml/2006/picture">
+                      <pic:pic>
+                        <pic:nvPicPr>
+                          <pic:cNvPr id="0" name="2512900789_d.jpg"/>
+                          <pic:cNvPicPr/>
+                        </pic:nvPicPr>
+                        <pic:blipFill>
+                          <a:blip r:embed="rId12"/>
+                          <a:stretch>
+                            <a:fillRect/>
+                          </a:stretch>
+                        </pic:blipFill>
+                        <pic:spPr>
+                          <a:xfrm>
+                            <a:off x="0" y="0"/>
+                            <a:ext cx="2424489" cy="1979999"/>
+                          </a:xfrm>
+                          <a:prstGeom prst="rect"/>
+                        </pic:spPr>
+                      </pic:pic>
+                    </a:graphicData>
+                  </a:graphic>
+                </wp:inline>
+              </w:drawing>
+            </w:r>
+          </w:p>
+          <w:p>
+            <w:pPr>
+              <w:jc w:val="center"/>
+            </w:pPr>
+            <w:r>
+              <w:rPr>
+                <w:rFonts w:ascii="Times New Roman" w:hAnsi="Times New Roman" w:cs="Times New Roman"/>
+                <w:b/>
+                <w:bCs/>
+                <w:highlight w:val="yellow"/>
+                <w:lang w:val="tr-TR"/>
+              </w:rPr>
+              <w:t xml:space="preserve">Shutter id: 2512900789</w:t>
+            </w:r>
+          </w:p>
+          <w:p>
+            <w:pPr>
+              <w:jc w:val="center"/>
+              <w:rPr>
+                <w:rFonts w:ascii="Times New Roman" w:hAnsi="Times New Roman" w:cs="Times New Roman"/>
+                <w:lang w:val="tr-TR"/>
+              </w:rPr>
+            </w:pPr>
+            <w:r>
+              <w:rPr>
+                <w:rFonts w:ascii="Times New Roman" w:hAnsi="Times New Roman" w:cs="Times New Roman"/>
+                <w:b/>
+                <w:bCs/>
+                <w:lang w:val="tr-TR"/>
+              </w:rPr>
+              <w:t xml:space="preserve">Görsel B:</w:t>
+            </w:r>
+            <w:r>
+              <w:rPr>
+                <w:rFonts w:ascii="Times New Roman" w:hAnsi="Times New Roman" w:cs="Times New Roman"/>
+                <w:lang w:val="tr-TR"/>
+              </w:rPr>
+              <w:t xml:space="preserve"> İçindeki sıvı bütan görülebilen şeffaf bir çakmak</w:t>
+            </w:r>
+          </w:p>
+        </w:tc>
+      </w:tr>
+    </w:tbl>
     <w:p>
       <w:pPr>
         <w:jc w:val="both"/>
@@ -2446,7 +2556,7 @@
           <w:rFonts w:ascii="Times New Roman" w:hAnsi="Times New Roman" w:cs="Times New Roman"/>
           <w:lang w:val="tr-TR"/>
         </w:rPr>
-        <w:t xml:space="preserve"> denir. Örneğin giriş bölümünde sözü edilen bütan ve izobütan (2-metilpropan) birbirinin izomeridir (Görsel B). İzomerlerin atomları farklı şekillerde düzenlendiği için kaynama noktası, erime noktası ve yoğunluk gibi özellikleri de farklıdır. Bu nedenle bir bileşiği yalnızca kapalı formülüyle tanımlamak yeterli değildir.</w:t>
+        <w:t xml:space="preserve"> denir. Örneğin giriş bölümünde sözü edilen bütan ve izobütan (2-metilpropan) birbirinin izomeridir (Görsel C). İzomerlerin atomları farklı şekillerde düzenlendiği için kaynama noktası, erime noktası ve yoğunluk gibi özellikleri de farklıdır. Bu nedenle bir bileşiği yalnızca kapalı formülüyle tanımlamak yeterli değildir.</w:t>
       </w:r>
     </w:p>
     <w:p xmlns:a="http://schemas.openxmlformats.org/drawingml/2006/main" xmlns:pic="http://schemas.openxmlformats.org/drawingml/2006/picture">
@@ -2509,7 +2619,7 @@
           <w:bCs/>
           <w:lang w:val="tr-TR"/>
         </w:rPr>
-        <w:t xml:space="preserve">Görsel B:</w:t>
+        <w:t xml:space="preserve">Görsel C:</w:t>
       </w:r>
       <w:r>
         <w:rPr>
@@ -3513,7 +3623,7 @@
           <w:rFonts w:ascii="Times New Roman" w:hAnsi="Times New Roman" w:cs="Times New Roman"/>
           <w:lang w:val="tr-TR"/>
         </w:rPr>
-        <w:t xml:space="preserve"> izomeri oluşur (Görsel C ve Görsel D). Bu izomerliğe </w:t>
+        <w:t xml:space="preserve"> izomeri oluşur (Görsel D ve Görsel E). Bu izomerliğe </w:t>
       </w:r>
       <w:r>
         <w:rPr>
@@ -3590,7 +3700,7 @@
           <w:rFonts w:ascii="Times New Roman" w:hAnsi="Times New Roman" w:cs="Times New Roman"/>
           <w:lang w:val="tr-TR"/>
         </w:rPr>
-        <w:t xml:space="preserve">Görsel C:</w:t>
+        <w:t xml:space="preserve">Görsel D:</w:t>
       </w:r>
       <w:r>
         <w:rPr>
@@ -3659,7 +3769,7 @@
           <w:rFonts w:ascii="Times New Roman" w:hAnsi="Times New Roman" w:cs="Times New Roman"/>
           <w:lang w:val="tr-TR"/>
         </w:rPr>
-        <w:t xml:space="preserve">Görsel D:</w:t>
+        <w:t xml:space="preserve">Görsel E:</w:t>
       </w:r>
       <w:r>
         <w:rPr>
